--- a/lessons/9-1/readiness/practice.docx
+++ b/lessons/9-1/readiness/practice.docx
@@ -101,7 +101,1259 @@
     </w:p>
     <w:p>
       <w:pPr>
-        <w:spacing w:after="120" w:before="0"/>
+        <w:spacing w:after="60" w:before="120"/>
+      </w:pPr>
+      <w:r>
+        <w:rPr>
+          <w:b/>
+          <w:bCs/>
+          <w:color w:val="0F2B3C"/>
+          <w:sz w:val="24"/>
+          <w:szCs w:val="24"/>
+        </w:rPr>
+        <w:t xml:space="preserve">Vocabulary Anchor Box</w:t>
+      </w:r>
+    </w:p>
+    <w:tbl>
+      <w:tblPr>
+        <w:tblW w:type="dxa" w:w="9360"/>
+        <w:tblBorders>
+          <w:top w:val="single" w:color="C7D2DD" w:sz="6"/>
+          <w:left w:val="single" w:color="C7D2DD" w:sz="6"/>
+          <w:bottom w:val="single" w:color="C7D2DD" w:sz="6"/>
+          <w:right w:val="single" w:color="C7D2DD" w:sz="6"/>
+          <w:insideH w:val="single" w:color="C7D2DD" w:sz="6"/>
+          <w:insideV w:val="single" w:color="C7D2DD" w:sz="6"/>
+        </w:tblBorders>
+      </w:tblPr>
+      <w:tblGrid>
+        <w:gridCol w:w="1800"/>
+        <w:gridCol w:w="3160"/>
+        <w:gridCol w:w="2200"/>
+        <w:gridCol w:w="2200"/>
+      </w:tblGrid>
+      <w:tr>
+        <w:trPr>
+          <w:cantSplit/>
+          <w:tblHeader/>
+        </w:trPr>
+        <w:tc>
+          <w:tcPr>
+            <w:tcW w:type="dxa" w:w="1800"/>
+            <w:shd w:fill="EEF4F8" w:color="auto" w:val="clear"/>
+            <w:tcMar>
+              <w:top w:type="dxa" w:w="60"/>
+              <w:left w:type="dxa" w:w="100"/>
+              <w:bottom w:type="dxa" w:w="60"/>
+              <w:right w:type="dxa" w:w="100"/>
+            </w:tcMar>
+          </w:tcPr>
+          <w:p>
+            <w:pPr>
+              <w:spacing w:after="0" w:before="0"/>
+            </w:pPr>
+            <w:r>
+              <w:rPr>
+                <w:b/>
+                <w:bCs/>
+                <w:color w:val="0F2B3C"/>
+                <w:sz w:val="18"/>
+                <w:szCs w:val="18"/>
+              </w:rPr>
+              <w:t xml:space="preserve">Concept Term</w:t>
+            </w:r>
+          </w:p>
+        </w:tc>
+        <w:tc>
+          <w:tcPr>
+            <w:tcW w:type="dxa" w:w="3160"/>
+            <w:shd w:fill="EEF4F8" w:color="auto" w:val="clear"/>
+            <w:tcMar>
+              <w:top w:type="dxa" w:w="60"/>
+              <w:left w:type="dxa" w:w="100"/>
+              <w:bottom w:type="dxa" w:w="60"/>
+              <w:right w:type="dxa" w:w="100"/>
+            </w:tcMar>
+          </w:tcPr>
+          <w:p>
+            <w:pPr>
+              <w:spacing w:after="0" w:before="0"/>
+            </w:pPr>
+            <w:r>
+              <w:rPr>
+                <w:b/>
+                <w:bCs/>
+                <w:color w:val="0F2B3C"/>
+                <w:sz w:val="18"/>
+                <w:szCs w:val="18"/>
+              </w:rPr>
+              <w:t xml:space="preserve">Student-Friendly Definition</w:t>
+            </w:r>
+          </w:p>
+        </w:tc>
+        <w:tc>
+          <w:tcPr>
+            <w:tcW w:type="dxa" w:w="2200"/>
+            <w:shd w:fill="EEF4F8" w:color="auto" w:val="clear"/>
+            <w:tcMar>
+              <w:top w:type="dxa" w:w="60"/>
+              <w:left w:type="dxa" w:w="100"/>
+              <w:bottom w:type="dxa" w:w="60"/>
+              <w:right w:type="dxa" w:w="100"/>
+            </w:tcMar>
+          </w:tcPr>
+          <w:p>
+            <w:pPr>
+              <w:spacing w:after="0" w:before="0"/>
+            </w:pPr>
+            <w:r>
+              <w:rPr>
+                <w:b/>
+                <w:bCs/>
+                <w:color w:val="0F2B3C"/>
+                <w:sz w:val="18"/>
+                <w:szCs w:val="18"/>
+              </w:rPr>
+              <w:t xml:space="preserve">Non-Example</w:t>
+            </w:r>
+          </w:p>
+        </w:tc>
+        <w:tc>
+          <w:tcPr>
+            <w:tcW w:type="dxa" w:w="2200"/>
+            <w:shd w:fill="EEF4F8" w:color="auto" w:val="clear"/>
+            <w:tcMar>
+              <w:top w:type="dxa" w:w="60"/>
+              <w:left w:type="dxa" w:w="100"/>
+              <w:bottom w:type="dxa" w:w="60"/>
+              <w:right w:type="dxa" w:w="100"/>
+            </w:tcMar>
+          </w:tcPr>
+          <w:p>
+            <w:pPr>
+              <w:spacing w:after="0" w:before="0"/>
+            </w:pPr>
+            <w:r>
+              <w:rPr>
+                <w:b/>
+                <w:bCs/>
+                <w:color w:val="0F2B3C"/>
+                <w:sz w:val="18"/>
+                <w:szCs w:val="18"/>
+              </w:rPr>
+              <w:t xml:space="preserve">Visual Clue</w:t>
+            </w:r>
+          </w:p>
+        </w:tc>
+      </w:tr>
+      <w:tr>
+        <w:trPr>
+          <w:cantSplit/>
+        </w:trPr>
+        <w:tc>
+          <w:tcPr>
+            <w:tcW w:type="dxa" w:w="1800"/>
+            <w:tcMar>
+              <w:top w:type="dxa" w:w="60"/>
+              <w:left w:type="dxa" w:w="100"/>
+              <w:bottom w:type="dxa" w:w="60"/>
+              <w:right w:type="dxa" w:w="100"/>
+            </w:tcMar>
+            <w:vAlign w:val="top"/>
+          </w:tcPr>
+          <w:p>
+            <w:pPr>
+              <w:spacing w:after="20" w:before="0"/>
+            </w:pPr>
+            <w:r>
+              <w:rPr>
+                <w:b/>
+                <w:bCs/>
+                <w:color w:val="0F2B3C"/>
+                <w:sz w:val="20"/>
+                <w:szCs w:val="20"/>
+              </w:rPr>
+              <w:t xml:space="preserve">independent variable</w:t>
+            </w:r>
+          </w:p>
+          <w:p>
+            <w:pPr>
+              <w:spacing w:after="0" w:before="0"/>
+            </w:pPr>
+            <w:r>
+              <w:rPr>
+                <w:i/>
+                <w:iCs/>
+                <w:color w:val="5E6E7E"/>
+                <w:sz w:val="18"/>
+                <w:szCs w:val="18"/>
+              </w:rPr>
+              <w:t xml:space="preserve">variable independiente</w:t>
+            </w:r>
+          </w:p>
+        </w:tc>
+        <w:tc>
+          <w:tcPr>
+            <w:tcW w:type="dxa" w:w="3160"/>
+            <w:tcMar>
+              <w:top w:type="dxa" w:w="60"/>
+              <w:left w:type="dxa" w:w="100"/>
+              <w:bottom w:type="dxa" w:w="60"/>
+              <w:right w:type="dxa" w:w="100"/>
+            </w:tcMar>
+            <w:vAlign w:val="top"/>
+          </w:tcPr>
+          <w:p>
+            <w:pPr>
+              <w:spacing w:after="0" w:before="0"/>
+            </w:pPr>
+            <w:r>
+              <w:rPr>
+                <w:sz w:val="19"/>
+                <w:szCs w:val="19"/>
+              </w:rPr>
+              <w:t xml:space="preserve">The input quantity in a model, chosen or observed.</w:t>
+            </w:r>
+          </w:p>
+        </w:tc>
+        <w:tc>
+          <w:tcPr>
+            <w:tcW w:type="dxa" w:w="2200"/>
+            <w:tcMar>
+              <w:top w:type="dxa" w:w="60"/>
+              <w:left w:type="dxa" w:w="100"/>
+              <w:bottom w:type="dxa" w:w="60"/>
+              <w:right w:type="dxa" w:w="100"/>
+            </w:tcMar>
+            <w:vAlign w:val="top"/>
+          </w:tcPr>
+          <w:p>
+            <w:pPr>
+              <w:spacing w:after="30" w:before="0"/>
+            </w:pPr>
+            <w:r>
+              <w:rPr>
+                <w:i/>
+                <w:iCs/>
+                <w:color w:val="5E6E7E"/>
+                <w:sz w:val="18"/>
+                <w:szCs w:val="18"/>
+              </w:rPr>
+              <w:t xml:space="preserve">Not independent variable: write a counter-example that does not fit the rule.</w:t>
+            </w:r>
+          </w:p>
+          <w:p>
+            <w:pPr>
+              <w:spacing w:after="50" w:before="0"/>
+            </w:pPr>
+            <w:r>
+              <w:rPr>
+                <w:color w:val="BBBBBB"/>
+                <w:sz w:val="18"/>
+                <w:szCs w:val="18"/>
+              </w:rPr>
+              <w:t xml:space="preserve">____________________________</w:t>
+            </w:r>
+          </w:p>
+        </w:tc>
+        <w:tc>
+          <w:tcPr>
+            <w:tcW w:type="dxa" w:w="2200"/>
+            <w:tcMar>
+              <w:top w:type="dxa" w:w="60"/>
+              <w:left w:type="dxa" w:w="100"/>
+              <w:bottom w:type="dxa" w:w="60"/>
+              <w:right w:type="dxa" w:w="100"/>
+            </w:tcMar>
+            <w:vAlign w:val="top"/>
+          </w:tcPr>
+          <w:p>
+            <w:pPr>
+              <w:spacing w:after="0" w:before="0"/>
+            </w:pPr>
+            <w:r>
+              <w:rPr>
+                <w:i/>
+                <w:iCs/>
+                <w:color w:val="5E6E7E"/>
+                <w:sz w:val="18"/>
+                <w:szCs w:val="18"/>
+              </w:rPr>
+              <w:t xml:space="preserve">Miguel picks the number of MONTHS — nothing else decides it for him.</w:t>
+            </w:r>
+          </w:p>
+        </w:tc>
+      </w:tr>
+      <w:tr>
+        <w:trPr>
+          <w:cantSplit/>
+        </w:trPr>
+        <w:tc>
+          <w:tcPr>
+            <w:tcW w:type="dxa" w:w="1800"/>
+            <w:tcMar>
+              <w:top w:type="dxa" w:w="60"/>
+              <w:left w:type="dxa" w:w="100"/>
+              <w:bottom w:type="dxa" w:w="60"/>
+              <w:right w:type="dxa" w:w="100"/>
+            </w:tcMar>
+            <w:vAlign w:val="top"/>
+          </w:tcPr>
+          <w:p>
+            <w:pPr>
+              <w:spacing w:after="20" w:before="0"/>
+            </w:pPr>
+            <w:r>
+              <w:rPr>
+                <w:b/>
+                <w:bCs/>
+                <w:color w:val="0F2B3C"/>
+                <w:sz w:val="20"/>
+                <w:szCs w:val="20"/>
+              </w:rPr>
+              <w:t xml:space="preserve">dependent variable</w:t>
+            </w:r>
+          </w:p>
+          <w:p>
+            <w:pPr>
+              <w:spacing w:after="0" w:before="0"/>
+            </w:pPr>
+            <w:r>
+              <w:rPr>
+                <w:i/>
+                <w:iCs/>
+                <w:color w:val="5E6E7E"/>
+                <w:sz w:val="18"/>
+                <w:szCs w:val="18"/>
+              </w:rPr>
+              <w:t xml:space="preserve">variable dependiente</w:t>
+            </w:r>
+          </w:p>
+        </w:tc>
+        <w:tc>
+          <w:tcPr>
+            <w:tcW w:type="dxa" w:w="3160"/>
+            <w:tcMar>
+              <w:top w:type="dxa" w:w="60"/>
+              <w:left w:type="dxa" w:w="100"/>
+              <w:bottom w:type="dxa" w:w="60"/>
+              <w:right w:type="dxa" w:w="100"/>
+            </w:tcMar>
+            <w:vAlign w:val="top"/>
+          </w:tcPr>
+          <w:p>
+            <w:pPr>
+              <w:spacing w:after="0" w:before="0"/>
+            </w:pPr>
+            <w:r>
+              <w:rPr>
+                <w:sz w:val="19"/>
+                <w:szCs w:val="19"/>
+              </w:rPr>
+              <w:t xml:space="preserve">The quantity that changes in response to the independent variable.</w:t>
+            </w:r>
+          </w:p>
+        </w:tc>
+        <w:tc>
+          <w:tcPr>
+            <w:tcW w:type="dxa" w:w="2200"/>
+            <w:tcMar>
+              <w:top w:type="dxa" w:w="60"/>
+              <w:left w:type="dxa" w:w="100"/>
+              <w:bottom w:type="dxa" w:w="60"/>
+              <w:right w:type="dxa" w:w="100"/>
+            </w:tcMar>
+            <w:vAlign w:val="top"/>
+          </w:tcPr>
+          <w:p>
+            <w:pPr>
+              <w:spacing w:after="30" w:before="0"/>
+            </w:pPr>
+            <w:r>
+              <w:rPr>
+                <w:i/>
+                <w:iCs/>
+                <w:color w:val="5E6E7E"/>
+                <w:sz w:val="18"/>
+                <w:szCs w:val="18"/>
+              </w:rPr>
+              <w:t xml:space="preserve">Not dependent variable: write a counter-example that does not fit the rule.</w:t>
+            </w:r>
+          </w:p>
+          <w:p>
+            <w:pPr>
+              <w:spacing w:after="50" w:before="0"/>
+            </w:pPr>
+            <w:r>
+              <w:rPr>
+                <w:color w:val="BBBBBB"/>
+                <w:sz w:val="18"/>
+                <w:szCs w:val="18"/>
+              </w:rPr>
+              <w:t xml:space="preserve">____________________________</w:t>
+            </w:r>
+          </w:p>
+        </w:tc>
+        <w:tc>
+          <w:tcPr>
+            <w:tcW w:type="dxa" w:w="2200"/>
+            <w:tcMar>
+              <w:top w:type="dxa" w:w="60"/>
+              <w:left w:type="dxa" w:w="100"/>
+              <w:bottom w:type="dxa" w:w="60"/>
+              <w:right w:type="dxa" w:w="100"/>
+            </w:tcMar>
+            <w:vAlign w:val="top"/>
+          </w:tcPr>
+          <w:p>
+            <w:pPr>
+              <w:spacing w:after="0" w:before="0"/>
+            </w:pPr>
+            <w:r>
+              <w:rPr>
+                <w:i/>
+                <w:iCs/>
+                <w:color w:val="5E6E7E"/>
+                <w:sz w:val="18"/>
+                <w:szCs w:val="18"/>
+              </w:rPr>
+              <w:t xml:space="preserve">Total cost = $24.95 × months — the cost RESPONDS to the months.</w:t>
+            </w:r>
+          </w:p>
+        </w:tc>
+      </w:tr>
+      <w:tr>
+        <w:trPr>
+          <w:cantSplit/>
+        </w:trPr>
+        <w:tc>
+          <w:tcPr>
+            <w:tcW w:type="dxa" w:w="1800"/>
+            <w:tcMar>
+              <w:top w:type="dxa" w:w="60"/>
+              <w:left w:type="dxa" w:w="100"/>
+              <w:bottom w:type="dxa" w:w="60"/>
+              <w:right w:type="dxa" w:w="100"/>
+            </w:tcMar>
+            <w:vAlign w:val="top"/>
+          </w:tcPr>
+          <w:p>
+            <w:pPr>
+              <w:spacing w:after="20" w:before="0"/>
+            </w:pPr>
+            <w:r>
+              <w:rPr>
+                <w:b/>
+                <w:bCs/>
+                <w:color w:val="0F2B3C"/>
+                <w:sz w:val="20"/>
+                <w:szCs w:val="20"/>
+              </w:rPr>
+              <w:t xml:space="preserve">depends on</w:t>
+            </w:r>
+          </w:p>
+          <w:p>
+            <w:pPr>
+              <w:spacing w:after="0" w:before="0"/>
+            </w:pPr>
+            <w:r>
+              <w:rPr>
+                <w:i/>
+                <w:iCs/>
+                <w:color w:val="5E6E7E"/>
+                <w:sz w:val="18"/>
+                <w:szCs w:val="18"/>
+              </w:rPr>
+              <w:t xml:space="preserve">depende de</w:t>
+            </w:r>
+          </w:p>
+        </w:tc>
+        <w:tc>
+          <w:tcPr>
+            <w:tcW w:type="dxa" w:w="3160"/>
+            <w:tcMar>
+              <w:top w:type="dxa" w:w="60"/>
+              <w:left w:type="dxa" w:w="100"/>
+              <w:bottom w:type="dxa" w:w="60"/>
+              <w:right w:type="dxa" w:w="100"/>
+            </w:tcMar>
+            <w:vAlign w:val="top"/>
+          </w:tcPr>
+          <w:p>
+            <w:pPr>
+              <w:spacing w:after="0" w:before="0"/>
+            </w:pPr>
+            <w:r>
+              <w:rPr>
+                <w:sz w:val="19"/>
+                <w:szCs w:val="19"/>
+              </w:rPr>
+              <w:t xml:space="preserve">One quantity depends on another when changing the first causes the second to change.</w:t>
+            </w:r>
+          </w:p>
+        </w:tc>
+        <w:tc>
+          <w:tcPr>
+            <w:tcW w:type="dxa" w:w="2200"/>
+            <w:tcMar>
+              <w:top w:type="dxa" w:w="60"/>
+              <w:left w:type="dxa" w:w="100"/>
+              <w:bottom w:type="dxa" w:w="60"/>
+              <w:right w:type="dxa" w:w="100"/>
+            </w:tcMar>
+            <w:vAlign w:val="top"/>
+          </w:tcPr>
+          <w:p>
+            <w:pPr>
+              <w:spacing w:after="30" w:before="0"/>
+            </w:pPr>
+            <w:r>
+              <w:rPr>
+                <w:i/>
+                <w:iCs/>
+                <w:color w:val="5E6E7E"/>
+                <w:sz w:val="18"/>
+                <w:szCs w:val="18"/>
+              </w:rPr>
+              <w:t xml:space="preserve">Not depends on: write a counter-example that does not fit the rule.</w:t>
+            </w:r>
+          </w:p>
+          <w:p>
+            <w:pPr>
+              <w:spacing w:after="50" w:before="0"/>
+            </w:pPr>
+            <w:r>
+              <w:rPr>
+                <w:color w:val="BBBBBB"/>
+                <w:sz w:val="18"/>
+                <w:szCs w:val="18"/>
+              </w:rPr>
+              <w:t xml:space="preserve">____________________________</w:t>
+            </w:r>
+          </w:p>
+        </w:tc>
+        <w:tc>
+          <w:tcPr>
+            <w:tcW w:type="dxa" w:w="2200"/>
+            <w:tcMar>
+              <w:top w:type="dxa" w:w="60"/>
+              <w:left w:type="dxa" w:w="100"/>
+              <w:bottom w:type="dxa" w:w="60"/>
+              <w:right w:type="dxa" w:w="100"/>
+            </w:tcMar>
+            <w:vAlign w:val="top"/>
+          </w:tcPr>
+          <w:p>
+            <w:pPr>
+              <w:spacing w:after="0" w:before="0"/>
+            </w:pPr>
+            <w:r>
+              <w:rPr>
+                <w:i/>
+                <w:iCs/>
+                <w:color w:val="5E6E7E"/>
+                <w:sz w:val="18"/>
+                <w:szCs w:val="18"/>
+              </w:rPr>
+              <w:t xml:space="preserve">“Total cost depends on the number of months.” Responder first, chooser last.</w:t>
+            </w:r>
+          </w:p>
+        </w:tc>
+      </w:tr>
+      <w:tr>
+        <w:trPr>
+          <w:cantSplit/>
+        </w:trPr>
+        <w:tc>
+          <w:tcPr>
+            <w:tcW w:type="dxa" w:w="1800"/>
+            <w:tcMar>
+              <w:top w:type="dxa" w:w="60"/>
+              <w:left w:type="dxa" w:w="100"/>
+              <w:bottom w:type="dxa" w:w="60"/>
+              <w:right w:type="dxa" w:w="100"/>
+            </w:tcMar>
+            <w:vAlign w:val="top"/>
+          </w:tcPr>
+          <w:p>
+            <w:pPr>
+              <w:spacing w:after="20" w:before="0"/>
+            </w:pPr>
+            <w:r>
+              <w:rPr>
+                <w:b/>
+                <w:bCs/>
+                <w:color w:val="0F2B3C"/>
+                <w:sz w:val="20"/>
+                <w:szCs w:val="20"/>
+              </w:rPr>
+              <w:t xml:space="preserve">quantity</w:t>
+            </w:r>
+          </w:p>
+          <w:p>
+            <w:pPr>
+              <w:spacing w:after="0" w:before="0"/>
+            </w:pPr>
+            <w:r>
+              <w:rPr>
+                <w:i/>
+                <w:iCs/>
+                <w:color w:val="5E6E7E"/>
+                <w:sz w:val="18"/>
+                <w:szCs w:val="18"/>
+              </w:rPr>
+              <w:t xml:space="preserve">cantidad</w:t>
+            </w:r>
+          </w:p>
+        </w:tc>
+        <w:tc>
+          <w:tcPr>
+            <w:tcW w:type="dxa" w:w="3160"/>
+            <w:tcMar>
+              <w:top w:type="dxa" w:w="60"/>
+              <w:left w:type="dxa" w:w="100"/>
+              <w:bottom w:type="dxa" w:w="60"/>
+              <w:right w:type="dxa" w:w="100"/>
+            </w:tcMar>
+            <w:vAlign w:val="top"/>
+          </w:tcPr>
+          <w:p>
+            <w:pPr>
+              <w:spacing w:after="0" w:before="0"/>
+            </w:pPr>
+            <w:r>
+              <w:rPr>
+                <w:sz w:val="19"/>
+                <w:szCs w:val="19"/>
+              </w:rPr>
+              <w:t xml:space="preserve">Something that can be counted or measured.</w:t>
+            </w:r>
+          </w:p>
+        </w:tc>
+        <w:tc>
+          <w:tcPr>
+            <w:tcW w:type="dxa" w:w="2200"/>
+            <w:tcMar>
+              <w:top w:type="dxa" w:w="60"/>
+              <w:left w:type="dxa" w:w="100"/>
+              <w:bottom w:type="dxa" w:w="60"/>
+              <w:right w:type="dxa" w:w="100"/>
+            </w:tcMar>
+            <w:vAlign w:val="top"/>
+          </w:tcPr>
+          <w:p>
+            <w:pPr>
+              <w:spacing w:after="30" w:before="0"/>
+            </w:pPr>
+            <w:r>
+              <w:rPr>
+                <w:i/>
+                <w:iCs/>
+                <w:color w:val="5E6E7E"/>
+                <w:sz w:val="18"/>
+                <w:szCs w:val="18"/>
+              </w:rPr>
+              <w:t xml:space="preserve">Not quantity: write a counter-example that does not fit the rule.</w:t>
+            </w:r>
+          </w:p>
+          <w:p>
+            <w:pPr>
+              <w:spacing w:after="50" w:before="0"/>
+            </w:pPr>
+            <w:r>
+              <w:rPr>
+                <w:color w:val="BBBBBB"/>
+                <w:sz w:val="18"/>
+                <w:szCs w:val="18"/>
+              </w:rPr>
+              <w:t xml:space="preserve">____________________________</w:t>
+            </w:r>
+          </w:p>
+        </w:tc>
+        <w:tc>
+          <w:tcPr>
+            <w:tcW w:type="dxa" w:w="2200"/>
+            <w:tcMar>
+              <w:top w:type="dxa" w:w="60"/>
+              <w:left w:type="dxa" w:w="100"/>
+              <w:bottom w:type="dxa" w:w="60"/>
+              <w:right w:type="dxa" w:w="100"/>
+            </w:tcMar>
+            <w:vAlign w:val="top"/>
+          </w:tcPr>
+          <w:p>
+            <w:pPr>
+              <w:spacing w:after="0" w:before="0"/>
+            </w:pPr>
+            <w:r>
+              <w:rPr>
+                <w:i/>
+                <w:iCs/>
+                <w:color w:val="5E6E7E"/>
+                <w:sz w:val="18"/>
+                <w:szCs w:val="18"/>
+              </w:rPr>
+              <w:t xml:space="preserve">24.95 dollars per month, 12 months — each is a number with a meaning.</w:t>
+            </w:r>
+          </w:p>
+        </w:tc>
+      </w:tr>
+      <w:tr>
+        <w:trPr>
+          <w:cantSplit/>
+        </w:trPr>
+        <w:tc>
+          <w:tcPr>
+            <w:tcW w:type="dxa" w:w="1800"/>
+            <w:tcMar>
+              <w:top w:type="dxa" w:w="60"/>
+              <w:left w:type="dxa" w:w="100"/>
+              <w:bottom w:type="dxa" w:w="60"/>
+              <w:right w:type="dxa" w:w="100"/>
+            </w:tcMar>
+            <w:vAlign w:val="top"/>
+          </w:tcPr>
+          <w:p>
+            <w:pPr>
+              <w:spacing w:after="20" w:before="0"/>
+            </w:pPr>
+            <w:r>
+              <w:rPr>
+                <w:b/>
+                <w:bCs/>
+                <w:color w:val="0F2B3C"/>
+                <w:sz w:val="20"/>
+                <w:szCs w:val="20"/>
+              </w:rPr>
+              <w:t xml:space="preserve">relationship</w:t>
+            </w:r>
+          </w:p>
+          <w:p>
+            <w:pPr>
+              <w:spacing w:after="0" w:before="0"/>
+            </w:pPr>
+            <w:r>
+              <w:rPr>
+                <w:i/>
+                <w:iCs/>
+                <w:color w:val="5E6E7E"/>
+                <w:sz w:val="18"/>
+                <w:szCs w:val="18"/>
+              </w:rPr>
+              <w:t xml:space="preserve">relación</w:t>
+            </w:r>
+          </w:p>
+        </w:tc>
+        <w:tc>
+          <w:tcPr>
+            <w:tcW w:type="dxa" w:w="3160"/>
+            <w:tcMar>
+              <w:top w:type="dxa" w:w="60"/>
+              <w:left w:type="dxa" w:w="100"/>
+              <w:bottom w:type="dxa" w:w="60"/>
+              <w:right w:type="dxa" w:w="100"/>
+            </w:tcMar>
+            <w:vAlign w:val="top"/>
+          </w:tcPr>
+          <w:p>
+            <w:pPr>
+              <w:spacing w:after="0" w:before="0"/>
+            </w:pPr>
+            <w:r>
+              <w:rPr>
+                <w:sz w:val="19"/>
+                <w:szCs w:val="19"/>
+              </w:rPr>
+              <w:t xml:space="preserve">How two quantities change together.</w:t>
+            </w:r>
+          </w:p>
+        </w:tc>
+        <w:tc>
+          <w:tcPr>
+            <w:tcW w:type="dxa" w:w="2200"/>
+            <w:tcMar>
+              <w:top w:type="dxa" w:w="60"/>
+              <w:left w:type="dxa" w:w="100"/>
+              <w:bottom w:type="dxa" w:w="60"/>
+              <w:right w:type="dxa" w:w="100"/>
+            </w:tcMar>
+            <w:vAlign w:val="top"/>
+          </w:tcPr>
+          <w:p>
+            <w:pPr>
+              <w:spacing w:after="30" w:before="0"/>
+            </w:pPr>
+            <w:r>
+              <w:rPr>
+                <w:i/>
+                <w:iCs/>
+                <w:color w:val="5E6E7E"/>
+                <w:sz w:val="18"/>
+                <w:szCs w:val="18"/>
+              </w:rPr>
+              <w:t xml:space="preserve">Not relationship: write a counter-example that does not fit the rule.</w:t>
+            </w:r>
+          </w:p>
+          <w:p>
+            <w:pPr>
+              <w:spacing w:after="50" w:before="0"/>
+            </w:pPr>
+            <w:r>
+              <w:rPr>
+                <w:color w:val="BBBBBB"/>
+                <w:sz w:val="18"/>
+                <w:szCs w:val="18"/>
+              </w:rPr>
+              <w:t xml:space="preserve">____________________________</w:t>
+            </w:r>
+          </w:p>
+        </w:tc>
+        <w:tc>
+          <w:tcPr>
+            <w:tcW w:type="dxa" w:w="2200"/>
+            <w:tcMar>
+              <w:top w:type="dxa" w:w="60"/>
+              <w:left w:type="dxa" w:w="100"/>
+              <w:bottom w:type="dxa" w:w="60"/>
+              <w:right w:type="dxa" w:w="100"/>
+            </w:tcMar>
+            <w:vAlign w:val="top"/>
+          </w:tcPr>
+          <w:p>
+            <w:pPr>
+              <w:spacing w:after="0" w:before="0"/>
+            </w:pPr>
+            <w:r>
+              <w:rPr>
+                <w:i/>
+                <w:iCs/>
+                <w:color w:val="5E6E7E"/>
+                <w:sz w:val="18"/>
+                <w:szCs w:val="18"/>
+              </w:rPr>
+              <w:t xml:space="preserve">1 month → $24.95, 2 months → $49.90: the two quantities move together.</w:t>
+            </w:r>
+          </w:p>
+        </w:tc>
+      </w:tr>
+      <w:tr>
+        <w:trPr>
+          <w:cantSplit/>
+        </w:trPr>
+        <w:tc>
+          <w:tcPr>
+            <w:tcW w:type="dxa" w:w="1800"/>
+            <w:tcMar>
+              <w:top w:type="dxa" w:w="60"/>
+              <w:left w:type="dxa" w:w="100"/>
+              <w:bottom w:type="dxa" w:w="60"/>
+              <w:right w:type="dxa" w:w="100"/>
+            </w:tcMar>
+            <w:vAlign w:val="top"/>
+          </w:tcPr>
+          <w:p>
+            <w:pPr>
+              <w:spacing w:after="20" w:before="0"/>
+            </w:pPr>
+            <w:r>
+              <w:rPr>
+                <w:b/>
+                <w:bCs/>
+                <w:color w:val="0F2B3C"/>
+                <w:sz w:val="20"/>
+                <w:szCs w:val="20"/>
+              </w:rPr>
+              <w:t xml:space="preserve">Table of values</w:t>
+            </w:r>
+          </w:p>
+          <w:p>
+            <w:pPr>
+              <w:spacing w:after="0" w:before="0"/>
+            </w:pPr>
+            <w:r>
+              <w:rPr>
+                <w:i/>
+                <w:iCs/>
+                <w:color w:val="5E6E7E"/>
+                <w:sz w:val="18"/>
+                <w:szCs w:val="18"/>
+              </w:rPr>
+              <w:t xml:space="preserve">Tabla de valores</w:t>
+            </w:r>
+          </w:p>
+        </w:tc>
+        <w:tc>
+          <w:tcPr>
+            <w:tcW w:type="dxa" w:w="3160"/>
+            <w:tcMar>
+              <w:top w:type="dxa" w:w="60"/>
+              <w:left w:type="dxa" w:w="100"/>
+              <w:bottom w:type="dxa" w:w="60"/>
+              <w:right w:type="dxa" w:w="100"/>
+            </w:tcMar>
+            <w:vAlign w:val="top"/>
+          </w:tcPr>
+          <w:p>
+            <w:pPr>
+              <w:spacing w:after="0" w:before="0"/>
+            </w:pPr>
+            <w:r>
+              <w:rPr>
+                <w:sz w:val="19"/>
+                <w:szCs w:val="19"/>
+              </w:rPr>
+              <w:t xml:space="preserve">A list of matched input and output pairs.</w:t>
+            </w:r>
+          </w:p>
+        </w:tc>
+        <w:tc>
+          <w:tcPr>
+            <w:tcW w:type="dxa" w:w="2200"/>
+            <w:tcMar>
+              <w:top w:type="dxa" w:w="60"/>
+              <w:left w:type="dxa" w:w="100"/>
+              <w:bottom w:type="dxa" w:w="60"/>
+              <w:right w:type="dxa" w:w="100"/>
+            </w:tcMar>
+            <w:vAlign w:val="top"/>
+          </w:tcPr>
+          <w:p>
+            <w:pPr>
+              <w:spacing w:after="30" w:before="0"/>
+            </w:pPr>
+            <w:r>
+              <w:rPr>
+                <w:i/>
+                <w:iCs/>
+                <w:color w:val="5E6E7E"/>
+                <w:sz w:val="18"/>
+                <w:szCs w:val="18"/>
+              </w:rPr>
+              <w:t xml:space="preserve">Not Table of values: write a counter-example that does not fit the rule.</w:t>
+            </w:r>
+          </w:p>
+          <w:p>
+            <w:pPr>
+              <w:spacing w:after="50" w:before="0"/>
+            </w:pPr>
+            <w:r>
+              <w:rPr>
+                <w:color w:val="BBBBBB"/>
+                <w:sz w:val="18"/>
+                <w:szCs w:val="18"/>
+              </w:rPr>
+              <w:t xml:space="preserve">____________________________</w:t>
+            </w:r>
+          </w:p>
+        </w:tc>
+        <w:tc>
+          <w:tcPr>
+            <w:tcW w:type="dxa" w:w="2200"/>
+            <w:tcMar>
+              <w:top w:type="dxa" w:w="60"/>
+              <w:left w:type="dxa" w:w="100"/>
+              <w:bottom w:type="dxa" w:w="60"/>
+              <w:right w:type="dxa" w:w="100"/>
+            </w:tcMar>
+            <w:vAlign w:val="top"/>
+          </w:tcPr>
+          <w:p>
+            <w:pPr>
+              <w:spacing w:after="0" w:before="0"/>
+            </w:pPr>
+            <w:r>
+              <w:rPr>
+                <w:i/>
+                <w:iCs/>
+                <w:color w:val="5E6E7E"/>
+                <w:sz w:val="18"/>
+                <w:szCs w:val="18"/>
+              </w:rPr>
+              <w:t xml:space="preserve">x: 2, 4 paired with y: 14, 28</w:t>
+            </w:r>
+          </w:p>
+        </w:tc>
+      </w:tr>
+      <w:tr>
+        <w:trPr>
+          <w:cantSplit/>
+        </w:trPr>
+        <w:tc>
+          <w:tcPr>
+            <w:tcW w:type="dxa" w:w="1800"/>
+            <w:tcMar>
+              <w:top w:type="dxa" w:w="60"/>
+              <w:left w:type="dxa" w:w="100"/>
+              <w:bottom w:type="dxa" w:w="60"/>
+              <w:right w:type="dxa" w:w="100"/>
+            </w:tcMar>
+            <w:vAlign w:val="top"/>
+          </w:tcPr>
+          <w:p>
+            <w:pPr>
+              <w:spacing w:after="20" w:before="0"/>
+            </w:pPr>
+            <w:r>
+              <w:rPr>
+                <w:b/>
+                <w:bCs/>
+                <w:color w:val="0F2B3C"/>
+                <w:sz w:val="20"/>
+                <w:szCs w:val="20"/>
+              </w:rPr>
+              <w:t xml:space="preserve">Input</w:t>
+            </w:r>
+          </w:p>
+          <w:p>
+            <w:pPr>
+              <w:spacing w:after="0" w:before="0"/>
+            </w:pPr>
+            <w:r>
+              <w:rPr>
+                <w:i/>
+                <w:iCs/>
+                <w:color w:val="5E6E7E"/>
+                <w:sz w:val="18"/>
+                <w:szCs w:val="18"/>
+              </w:rPr>
+              <w:t xml:space="preserve">Entrada</w:t>
+            </w:r>
+          </w:p>
+        </w:tc>
+        <w:tc>
+          <w:tcPr>
+            <w:tcW w:type="dxa" w:w="3160"/>
+            <w:tcMar>
+              <w:top w:type="dxa" w:w="60"/>
+              <w:left w:type="dxa" w:w="100"/>
+              <w:bottom w:type="dxa" w:w="60"/>
+              <w:right w:type="dxa" w:w="100"/>
+            </w:tcMar>
+            <w:vAlign w:val="top"/>
+          </w:tcPr>
+          <w:p>
+            <w:pPr>
+              <w:spacing w:after="0" w:before="0"/>
+            </w:pPr>
+            <w:r>
+              <w:rPr>
+                <w:sz w:val="19"/>
+                <w:szCs w:val="19"/>
+              </w:rPr>
+              <w:t xml:space="preserve">The independent value you put in; it fills the first column of a table.</w:t>
+            </w:r>
+          </w:p>
+        </w:tc>
+        <w:tc>
+          <w:tcPr>
+            <w:tcW w:type="dxa" w:w="2200"/>
+            <w:tcMar>
+              <w:top w:type="dxa" w:w="60"/>
+              <w:left w:type="dxa" w:w="100"/>
+              <w:bottom w:type="dxa" w:w="60"/>
+              <w:right w:type="dxa" w:w="100"/>
+            </w:tcMar>
+            <w:vAlign w:val="top"/>
+          </w:tcPr>
+          <w:p>
+            <w:pPr>
+              <w:spacing w:after="30" w:before="0"/>
+            </w:pPr>
+            <w:r>
+              <w:rPr>
+                <w:i/>
+                <w:iCs/>
+                <w:color w:val="5E6E7E"/>
+                <w:sz w:val="18"/>
+                <w:szCs w:val="18"/>
+              </w:rPr>
+              <w:t xml:space="preserve">Not Input: write a counter-example that does not fit the rule.</w:t>
+            </w:r>
+          </w:p>
+          <w:p>
+            <w:pPr>
+              <w:spacing w:after="50" w:before="0"/>
+            </w:pPr>
+            <w:r>
+              <w:rPr>
+                <w:color w:val="BBBBBB"/>
+                <w:sz w:val="18"/>
+                <w:szCs w:val="18"/>
+              </w:rPr>
+              <w:t xml:space="preserve">____________________________</w:t>
+            </w:r>
+          </w:p>
+        </w:tc>
+        <w:tc>
+          <w:tcPr>
+            <w:tcW w:type="dxa" w:w="2200"/>
+            <w:tcMar>
+              <w:top w:type="dxa" w:w="60"/>
+              <w:left w:type="dxa" w:w="100"/>
+              <w:bottom w:type="dxa" w:w="60"/>
+              <w:right w:type="dxa" w:w="100"/>
+            </w:tcMar>
+            <w:vAlign w:val="top"/>
+          </w:tcPr>
+          <w:p>
+            <w:pPr>
+              <w:spacing w:after="0" w:before="0"/>
+            </w:pPr>
+            <w:r>
+              <w:rPr>
+                <w:i/>
+                <w:iCs/>
+                <w:color w:val="5E6E7E"/>
+                <w:sz w:val="18"/>
+                <w:szCs w:val="18"/>
+              </w:rPr>
+              <w:t xml:space="preserve">Minutes jogged</w:t>
+            </w:r>
+          </w:p>
+        </w:tc>
+      </w:tr>
+      <w:tr>
+        <w:trPr>
+          <w:cantSplit/>
+        </w:trPr>
+        <w:tc>
+          <w:tcPr>
+            <w:tcW w:type="dxa" w:w="1800"/>
+            <w:tcMar>
+              <w:top w:type="dxa" w:w="60"/>
+              <w:left w:type="dxa" w:w="100"/>
+              <w:bottom w:type="dxa" w:w="60"/>
+              <w:right w:type="dxa" w:w="100"/>
+            </w:tcMar>
+            <w:vAlign w:val="top"/>
+          </w:tcPr>
+          <w:p>
+            <w:pPr>
+              <w:spacing w:after="20" w:before="0"/>
+            </w:pPr>
+            <w:r>
+              <w:rPr>
+                <w:b/>
+                <w:bCs/>
+                <w:color w:val="0F2B3C"/>
+                <w:sz w:val="20"/>
+                <w:szCs w:val="20"/>
+              </w:rPr>
+              <w:t xml:space="preserve">Output</w:t>
+            </w:r>
+          </w:p>
+          <w:p>
+            <w:pPr>
+              <w:spacing w:after="0" w:before="0"/>
+            </w:pPr>
+            <w:r>
+              <w:rPr>
+                <w:i/>
+                <w:iCs/>
+                <w:color w:val="5E6E7E"/>
+                <w:sz w:val="18"/>
+                <w:szCs w:val="18"/>
+              </w:rPr>
+              <w:t xml:space="preserve">Salida</w:t>
+            </w:r>
+          </w:p>
+        </w:tc>
+        <w:tc>
+          <w:tcPr>
+            <w:tcW w:type="dxa" w:w="3160"/>
+            <w:tcMar>
+              <w:top w:type="dxa" w:w="60"/>
+              <w:left w:type="dxa" w:w="100"/>
+              <w:bottom w:type="dxa" w:w="60"/>
+              <w:right w:type="dxa" w:w="100"/>
+            </w:tcMar>
+            <w:vAlign w:val="top"/>
+          </w:tcPr>
+          <w:p>
+            <w:pPr>
+              <w:spacing w:after="0" w:before="0"/>
+            </w:pPr>
+            <w:r>
+              <w:rPr>
+                <w:sz w:val="19"/>
+                <w:szCs w:val="19"/>
+              </w:rPr>
+              <w:t xml:space="preserve">The dependent value that comes out; it fills the second column of a table.</w:t>
+            </w:r>
+          </w:p>
+        </w:tc>
+        <w:tc>
+          <w:tcPr>
+            <w:tcW w:type="dxa" w:w="2200"/>
+            <w:tcMar>
+              <w:top w:type="dxa" w:w="60"/>
+              <w:left w:type="dxa" w:w="100"/>
+              <w:bottom w:type="dxa" w:w="60"/>
+              <w:right w:type="dxa" w:w="100"/>
+            </w:tcMar>
+            <w:vAlign w:val="top"/>
+          </w:tcPr>
+          <w:p>
+            <w:pPr>
+              <w:spacing w:after="30" w:before="0"/>
+            </w:pPr>
+            <w:r>
+              <w:rPr>
+                <w:i/>
+                <w:iCs/>
+                <w:color w:val="5E6E7E"/>
+                <w:sz w:val="18"/>
+                <w:szCs w:val="18"/>
+              </w:rPr>
+              <w:t xml:space="preserve">Not Output: write a counter-example that does not fit the rule.</w:t>
+            </w:r>
+          </w:p>
+          <w:p>
+            <w:pPr>
+              <w:spacing w:after="50" w:before="0"/>
+            </w:pPr>
+            <w:r>
+              <w:rPr>
+                <w:color w:val="BBBBBB"/>
+                <w:sz w:val="18"/>
+                <w:szCs w:val="18"/>
+              </w:rPr>
+              <w:t xml:space="preserve">____________________________</w:t>
+            </w:r>
+          </w:p>
+        </w:tc>
+        <w:tc>
+          <w:tcPr>
+            <w:tcW w:type="dxa" w:w="2200"/>
+            <w:tcMar>
+              <w:top w:type="dxa" w:w="60"/>
+              <w:left w:type="dxa" w:w="100"/>
+              <w:bottom w:type="dxa" w:w="60"/>
+              <w:right w:type="dxa" w:w="100"/>
+            </w:tcMar>
+            <w:vAlign w:val="top"/>
+          </w:tcPr>
+          <w:p>
+            <w:pPr>
+              <w:spacing w:after="0" w:before="0"/>
+            </w:pPr>
+            <w:r>
+              <w:rPr>
+                <w:i/>
+                <w:iCs/>
+                <w:color w:val="5E6E7E"/>
+                <w:sz w:val="18"/>
+                <w:szCs w:val="18"/>
+              </w:rPr>
+              <w:t xml:space="preserve">Calories burned</w:t>
+            </w:r>
+          </w:p>
+        </w:tc>
+      </w:tr>
+    </w:tbl>
+    <w:p>
+      <w:pPr>
+        <w:spacing w:after="120" w:before="140"/>
       </w:pPr>
       <w:r>
         <w:rPr>
@@ -157,131 +1409,980 @@
         <w:t xml:space="preserve">Lee la tabla una fila a la vez.</w:t>
       </w:r>
     </w:p>
-    <w:p>
-      <w:pPr>
-        <w:spacing w:after="40" w:before="0"/>
-      </w:pPr>
-      <w:r>
-        <w:rPr>
-          <w:sz w:val="22"/>
-          <w:szCs w:val="22"/>
-        </w:rPr>
-        <w:t xml:space="preserve">1.  A table shows tickets and cost: 1 ticket → $45, 2 tickets → $90, 3 tickets → $135. What is the cost of 3 tickets?</w:t>
-      </w:r>
-    </w:p>
+    <w:tbl>
+      <w:tblPr>
+        <w:tblW w:type="dxa" w:w="9360"/>
+        <w:tblBorders>
+          <w:top w:val="single" w:color="C7D2DD" w:sz="6"/>
+          <w:left w:val="single" w:color="C7D2DD" w:sz="6"/>
+          <w:bottom w:val="single" w:color="C7D2DD" w:sz="6"/>
+          <w:right w:val="single" w:color="C7D2DD" w:sz="6"/>
+          <w:insideH w:val="single" w:color="C7D2DD" w:sz="6"/>
+          <w:insideV w:val="single" w:color="C7D2DD" w:sz="6"/>
+        </w:tblBorders>
+      </w:tblPr>
+      <w:tblGrid>
+        <w:gridCol w:w="2800"/>
+        <w:gridCol w:w="3560"/>
+        <w:gridCol w:w="3000"/>
+      </w:tblGrid>
+      <w:tr>
+        <w:trPr>
+          <w:cantSplit/>
+          <w:tblHeader/>
+        </w:trPr>
+        <w:tc>
+          <w:tcPr>
+            <w:tcW w:type="dxa" w:w="2800"/>
+            <w:shd w:fill="EEF4F8" w:color="auto" w:val="clear"/>
+            <w:tcMar>
+              <w:top w:type="dxa" w:w="60"/>
+              <w:left w:type="dxa" w:w="100"/>
+              <w:bottom w:type="dxa" w:w="60"/>
+              <w:right w:type="dxa" w:w="100"/>
+            </w:tcMar>
+          </w:tcPr>
+          <w:p>
+            <w:pPr>
+              <w:spacing w:after="0" w:before="0"/>
+            </w:pPr>
+            <w:r>
+              <w:rPr>
+                <w:b/>
+                <w:bCs/>
+                <w:color w:val="0F2B3C"/>
+                <w:sz w:val="16"/>
+                <w:szCs w:val="16"/>
+              </w:rPr>
+              <w:t xml:space="preserve">CORE PROBLEM / GIVEN REPRESENTATION</w:t>
+            </w:r>
+          </w:p>
+        </w:tc>
+        <w:tc>
+          <w:tcPr>
+            <w:tcW w:type="dxa" w:w="3560"/>
+            <w:shd w:fill="EEF4F8" w:color="auto" w:val="clear"/>
+            <w:tcMar>
+              <w:top w:type="dxa" w:w="60"/>
+              <w:left w:type="dxa" w:w="100"/>
+              <w:bottom w:type="dxa" w:w="60"/>
+              <w:right w:type="dxa" w:w="100"/>
+            </w:tcMar>
+          </w:tcPr>
+          <w:p>
+            <w:pPr>
+              <w:spacing w:after="0" w:before="0"/>
+            </w:pPr>
+            <w:r>
+              <w:rPr>
+                <w:b/>
+                <w:bCs/>
+                <w:color w:val="0F2B3C"/>
+                <w:sz w:val="16"/>
+                <w:szCs w:val="16"/>
+              </w:rPr>
+              <w:t xml:space="preserve">WORKING SPACE / CALCULATION STEPS</w:t>
+            </w:r>
+          </w:p>
+        </w:tc>
+        <w:tc>
+          <w:tcPr>
+            <w:tcW w:type="dxa" w:w="3000"/>
+            <w:shd w:fill="FBF3E2" w:color="auto" w:val="clear"/>
+            <w:tcMar>
+              <w:top w:type="dxa" w:w="60"/>
+              <w:left w:type="dxa" w:w="100"/>
+              <w:bottom w:type="dxa" w:w="60"/>
+              <w:right w:type="dxa" w:w="100"/>
+            </w:tcMar>
+          </w:tcPr>
+          <w:p>
+            <w:pPr>
+              <w:spacing w:after="0" w:before="0"/>
+            </w:pPr>
+            <w:r>
+              <w:rPr>
+                <w:b/>
+                <w:bCs/>
+                <w:color w:val="7A5400"/>
+                <w:sz w:val="16"/>
+                <w:szCs w:val="16"/>
+              </w:rPr>
+              <w:t xml:space="preserve">EXPLAIN YOUR REASONING</w:t>
+            </w:r>
+          </w:p>
+        </w:tc>
+      </w:tr>
+      <w:tr>
+        <w:trPr>
+          <w:cantSplit/>
+        </w:trPr>
+        <w:tc>
+          <w:tcPr>
+            <w:tcW w:type="dxa" w:w="2800"/>
+            <w:tcMar>
+              <w:top w:type="dxa" w:w="80"/>
+              <w:left w:type="dxa" w:w="100"/>
+              <w:bottom w:type="dxa" w:w="80"/>
+              <w:right w:type="dxa" w:w="100"/>
+            </w:tcMar>
+            <w:vAlign w:val="top"/>
+          </w:tcPr>
+          <w:p>
+            <w:pPr>
+              <w:spacing w:after="40" w:before="0"/>
+            </w:pPr>
+            <w:r>
+              <w:rPr>
+                <w:b/>
+                <w:bCs/>
+                <w:color w:val="0F2B3C"/>
+                <w:sz w:val="20"/>
+                <w:szCs w:val="20"/>
+              </w:rPr>
+              <w:t xml:space="preserve">1.  A table shows tickets and cost: 1 ticket → $45, 2 tickets → $90, 3 tickets → $135. What is the cost of 3 tickets?</w:t>
+            </w:r>
+          </w:p>
+          <w:p>
+            <w:pPr>
+              <w:spacing w:after="40" w:before="0"/>
+            </w:pPr>
+            <w:r>
+              <w:rPr>
+                <w:i/>
+                <w:iCs/>
+                <w:color w:val="3F4D5C"/>
+                <w:sz w:val="20"/>
+                <w:szCs w:val="20"/>
+              </w:rPr>
+              <w:t xml:space="preserve">A. Una tabla muestra boletos y costo: 1 boleto → $45, 2 boletos → $90, 3 boletos → $135. ¿Cuál es el costo de 3 boletos?</w:t>
+            </w:r>
+          </w:p>
+        </w:tc>
+        <w:tc>
+          <w:tcPr>
+            <w:tcW w:type="dxa" w:w="3560"/>
+            <w:tcMar>
+              <w:top w:type="dxa" w:w="80"/>
+              <w:left w:type="dxa" w:w="100"/>
+              <w:bottom w:type="dxa" w:w="80"/>
+              <w:right w:type="dxa" w:w="100"/>
+            </w:tcMar>
+            <w:vAlign w:val="top"/>
+          </w:tcPr>
+          <w:p>
+            <w:pPr>
+              <w:spacing w:after="50" w:before="0"/>
+            </w:pPr>
+            <w:r>
+              <w:rPr>
+                <w:color w:val="BBBBBB"/>
+                <w:sz w:val="18"/>
+                <w:szCs w:val="18"/>
+              </w:rPr>
+              <w:t xml:space="preserve">____________________________</w:t>
+            </w:r>
+          </w:p>
+          <w:p>
+            <w:pPr>
+              <w:spacing w:after="50" w:before="0"/>
+            </w:pPr>
+            <w:r>
+              <w:rPr>
+                <w:color w:val="BBBBBB"/>
+                <w:sz w:val="18"/>
+                <w:szCs w:val="18"/>
+              </w:rPr>
+              <w:t xml:space="preserve">____________________________</w:t>
+            </w:r>
+          </w:p>
+          <w:p>
+            <w:pPr>
+              <w:spacing w:after="50" w:before="0"/>
+            </w:pPr>
+            <w:r>
+              <w:rPr>
+                <w:color w:val="BBBBBB"/>
+                <w:sz w:val="18"/>
+                <w:szCs w:val="18"/>
+              </w:rPr>
+              <w:t xml:space="preserve">____________________________</w:t>
+            </w:r>
+          </w:p>
+          <w:p>
+            <w:pPr>
+              <w:spacing w:after="50" w:before="0"/>
+            </w:pPr>
+            <w:r>
+              <w:rPr>
+                <w:color w:val="BBBBBB"/>
+                <w:sz w:val="18"/>
+                <w:szCs w:val="18"/>
+              </w:rPr>
+              <w:t xml:space="preserve">____________________________</w:t>
+            </w:r>
+          </w:p>
+        </w:tc>
+        <w:tc>
+          <w:tcPr>
+            <w:tcW w:type="dxa" w:w="3000"/>
+            <w:shd w:fill="FBF3E2" w:color="auto" w:val="clear"/>
+            <w:tcMar>
+              <w:top w:type="dxa" w:w="80"/>
+              <w:left w:type="dxa" w:w="100"/>
+              <w:bottom w:type="dxa" w:w="80"/>
+              <w:right w:type="dxa" w:w="100"/>
+            </w:tcMar>
+            <w:vAlign w:val="top"/>
+          </w:tcPr>
+          <w:p>
+            <w:pPr>
+              <w:spacing w:after="30" w:before="0"/>
+            </w:pPr>
+            <w:r>
+              <w:rPr>
+                <w:b/>
+                <w:bCs/>
+                <w:color w:val="0F2B3C"/>
+                <w:sz w:val="18"/>
+                <w:szCs w:val="18"/>
+              </w:rPr>
+              <w:t xml:space="preserve">Because... ________________</w:t>
+            </w:r>
+          </w:p>
+          <w:p>
+            <w:pPr>
+              <w:spacing w:after="50" w:before="0"/>
+            </w:pPr>
+            <w:r>
+              <w:rPr>
+                <w:color w:val="BBBBBB"/>
+                <w:sz w:val="18"/>
+                <w:szCs w:val="18"/>
+              </w:rPr>
+              <w:t xml:space="preserve">____________________________</w:t>
+            </w:r>
+          </w:p>
+          <w:p>
+            <w:pPr>
+              <w:spacing w:after="30" w:before="40"/>
+            </w:pPr>
+            <w:r>
+              <w:rPr>
+                <w:b/>
+                <w:bCs/>
+                <w:color w:val="1A6FB5"/>
+                <w:sz w:val="18"/>
+                <w:szCs w:val="18"/>
+              </w:rPr>
+              <w:t xml:space="preserve">Although... _______________</w:t>
+            </w:r>
+          </w:p>
+          <w:p>
+            <w:pPr>
+              <w:spacing w:after="50" w:before="0"/>
+            </w:pPr>
+            <w:r>
+              <w:rPr>
+                <w:color w:val="BBBBBB"/>
+                <w:sz w:val="18"/>
+                <w:szCs w:val="18"/>
+              </w:rPr>
+              <w:t xml:space="preserve">____________________________</w:t>
+            </w:r>
+          </w:p>
+          <w:p>
+            <w:pPr>
+              <w:spacing w:after="30" w:before="40"/>
+            </w:pPr>
+            <w:r>
+              <w:rPr>
+                <w:b/>
+                <w:bCs/>
+                <w:color w:val="7A5400"/>
+                <w:sz w:val="18"/>
+                <w:szCs w:val="18"/>
+              </w:rPr>
+              <w:t xml:space="preserve">Therefore... ______________</w:t>
+            </w:r>
+          </w:p>
+          <w:p>
+            <w:pPr>
+              <w:spacing w:after="50" w:before="0"/>
+            </w:pPr>
+            <w:r>
+              <w:rPr>
+                <w:color w:val="BBBBBB"/>
+                <w:sz w:val="18"/>
+                <w:szCs w:val="18"/>
+              </w:rPr>
+              <w:t xml:space="preserve">____________________________</w:t>
+            </w:r>
+          </w:p>
+        </w:tc>
+      </w:tr>
+    </w:tbl>
     <w:p>
       <w:pPr>
         <w:spacing w:after="60" w:before="0"/>
       </w:pPr>
       <w:r>
-        <w:rPr>
-          <w:i/>
-          <w:iCs/>
-          <w:color w:val="3F4D5C"/>
-          <w:sz w:val="20"/>
-          <w:szCs w:val="20"/>
-        </w:rPr>
-        <w:t xml:space="preserve">A. Una tabla muestra boletos y costo: 1 boleto → $45, 2 boletos → $90, 3 boletos → $135. ¿Cuál es el costo de 3 boletos?</w:t>
-      </w:r>
-    </w:p>
-    <w:p>
-      <w:pPr>
-        <w:spacing w:after="80" w:before="0"/>
-      </w:pPr>
-      <w:r>
-        <w:rPr>
-          <w:color w:val="BBBBBB"/>
-        </w:rPr>
-        <w:t xml:space="preserve">____________________________________________________</w:t>
-      </w:r>
-    </w:p>
-    <w:p>
-      <w:pPr>
-        <w:spacing w:after="40" w:before="0"/>
-      </w:pPr>
-      <w:r>
-        <w:rPr>
-          <w:sz w:val="22"/>
-          <w:szCs w:val="22"/>
-        </w:rPr>
-        <w:t xml:space="preserve">2.  Songs cost $2 each. What is the total cost of 5 songs?</w:t>
-      </w:r>
-    </w:p>
+        <w:t xml:space="preserve"/>
+      </w:r>
+    </w:p>
+    <w:tbl>
+      <w:tblPr>
+        <w:tblW w:type="dxa" w:w="9360"/>
+        <w:tblBorders>
+          <w:top w:val="single" w:color="C7D2DD" w:sz="6"/>
+          <w:left w:val="single" w:color="C7D2DD" w:sz="6"/>
+          <w:bottom w:val="single" w:color="C7D2DD" w:sz="6"/>
+          <w:right w:val="single" w:color="C7D2DD" w:sz="6"/>
+          <w:insideH w:val="single" w:color="C7D2DD" w:sz="6"/>
+          <w:insideV w:val="single" w:color="C7D2DD" w:sz="6"/>
+        </w:tblBorders>
+      </w:tblPr>
+      <w:tblGrid>
+        <w:gridCol w:w="2800"/>
+        <w:gridCol w:w="3560"/>
+        <w:gridCol w:w="3000"/>
+      </w:tblGrid>
+      <w:tr>
+        <w:trPr>
+          <w:cantSplit/>
+          <w:tblHeader/>
+        </w:trPr>
+        <w:tc>
+          <w:tcPr>
+            <w:tcW w:type="dxa" w:w="2800"/>
+            <w:shd w:fill="EEF4F8" w:color="auto" w:val="clear"/>
+            <w:tcMar>
+              <w:top w:type="dxa" w:w="60"/>
+              <w:left w:type="dxa" w:w="100"/>
+              <w:bottom w:type="dxa" w:w="60"/>
+              <w:right w:type="dxa" w:w="100"/>
+            </w:tcMar>
+          </w:tcPr>
+          <w:p>
+            <w:pPr>
+              <w:spacing w:after="0" w:before="0"/>
+            </w:pPr>
+            <w:r>
+              <w:rPr>
+                <w:b/>
+                <w:bCs/>
+                <w:color w:val="0F2B3C"/>
+                <w:sz w:val="16"/>
+                <w:szCs w:val="16"/>
+              </w:rPr>
+              <w:t xml:space="preserve">CORE PROBLEM / GIVEN REPRESENTATION</w:t>
+            </w:r>
+          </w:p>
+        </w:tc>
+        <w:tc>
+          <w:tcPr>
+            <w:tcW w:type="dxa" w:w="3560"/>
+            <w:shd w:fill="EEF4F8" w:color="auto" w:val="clear"/>
+            <w:tcMar>
+              <w:top w:type="dxa" w:w="60"/>
+              <w:left w:type="dxa" w:w="100"/>
+              <w:bottom w:type="dxa" w:w="60"/>
+              <w:right w:type="dxa" w:w="100"/>
+            </w:tcMar>
+          </w:tcPr>
+          <w:p>
+            <w:pPr>
+              <w:spacing w:after="0" w:before="0"/>
+            </w:pPr>
+            <w:r>
+              <w:rPr>
+                <w:b/>
+                <w:bCs/>
+                <w:color w:val="0F2B3C"/>
+                <w:sz w:val="16"/>
+                <w:szCs w:val="16"/>
+              </w:rPr>
+              <w:t xml:space="preserve">WORKING SPACE / CALCULATION STEPS</w:t>
+            </w:r>
+          </w:p>
+        </w:tc>
+        <w:tc>
+          <w:tcPr>
+            <w:tcW w:type="dxa" w:w="3000"/>
+            <w:shd w:fill="FBF3E2" w:color="auto" w:val="clear"/>
+            <w:tcMar>
+              <w:top w:type="dxa" w:w="60"/>
+              <w:left w:type="dxa" w:w="100"/>
+              <w:bottom w:type="dxa" w:w="60"/>
+              <w:right w:type="dxa" w:w="100"/>
+            </w:tcMar>
+          </w:tcPr>
+          <w:p>
+            <w:pPr>
+              <w:spacing w:after="0" w:before="0"/>
+            </w:pPr>
+            <w:r>
+              <w:rPr>
+                <w:b/>
+                <w:bCs/>
+                <w:color w:val="7A5400"/>
+                <w:sz w:val="16"/>
+                <w:szCs w:val="16"/>
+              </w:rPr>
+              <w:t xml:space="preserve">EXPLAIN YOUR REASONING</w:t>
+            </w:r>
+          </w:p>
+        </w:tc>
+      </w:tr>
+      <w:tr>
+        <w:trPr>
+          <w:cantSplit/>
+        </w:trPr>
+        <w:tc>
+          <w:tcPr>
+            <w:tcW w:type="dxa" w:w="2800"/>
+            <w:tcMar>
+              <w:top w:type="dxa" w:w="80"/>
+              <w:left w:type="dxa" w:w="100"/>
+              <w:bottom w:type="dxa" w:w="80"/>
+              <w:right w:type="dxa" w:w="100"/>
+            </w:tcMar>
+            <w:vAlign w:val="top"/>
+          </w:tcPr>
+          <w:p>
+            <w:pPr>
+              <w:spacing w:after="40" w:before="0"/>
+            </w:pPr>
+            <w:r>
+              <w:rPr>
+                <w:b/>
+                <w:bCs/>
+                <w:color w:val="0F2B3C"/>
+                <w:sz w:val="20"/>
+                <w:szCs w:val="20"/>
+              </w:rPr>
+              <w:t xml:space="preserve">2.  Songs cost $2 each. What is the total cost of 5 songs?</w:t>
+            </w:r>
+          </w:p>
+          <w:p>
+            <w:pPr>
+              <w:spacing w:after="40" w:before="0"/>
+            </w:pPr>
+            <w:r>
+              <w:rPr>
+                <w:i/>
+                <w:iCs/>
+                <w:color w:val="3F4D5C"/>
+                <w:sz w:val="20"/>
+                <w:szCs w:val="20"/>
+              </w:rPr>
+              <w:t xml:space="preserve">B. Las canciones cuestan $2 cada una. ¿Cuál es el costo total de 5 canciones?</w:t>
+            </w:r>
+          </w:p>
+        </w:tc>
+        <w:tc>
+          <w:tcPr>
+            <w:tcW w:type="dxa" w:w="3560"/>
+            <w:tcMar>
+              <w:top w:type="dxa" w:w="80"/>
+              <w:left w:type="dxa" w:w="100"/>
+              <w:bottom w:type="dxa" w:w="80"/>
+              <w:right w:type="dxa" w:w="100"/>
+            </w:tcMar>
+            <w:vAlign w:val="top"/>
+          </w:tcPr>
+          <w:p>
+            <w:pPr>
+              <w:spacing w:after="50" w:before="0"/>
+            </w:pPr>
+            <w:r>
+              <w:rPr>
+                <w:color w:val="BBBBBB"/>
+                <w:sz w:val="18"/>
+                <w:szCs w:val="18"/>
+              </w:rPr>
+              <w:t xml:space="preserve">____________________________</w:t>
+            </w:r>
+          </w:p>
+          <w:p>
+            <w:pPr>
+              <w:spacing w:after="50" w:before="0"/>
+            </w:pPr>
+            <w:r>
+              <w:rPr>
+                <w:color w:val="BBBBBB"/>
+                <w:sz w:val="18"/>
+                <w:szCs w:val="18"/>
+              </w:rPr>
+              <w:t xml:space="preserve">____________________________</w:t>
+            </w:r>
+          </w:p>
+          <w:p>
+            <w:pPr>
+              <w:spacing w:after="50" w:before="0"/>
+            </w:pPr>
+            <w:r>
+              <w:rPr>
+                <w:color w:val="BBBBBB"/>
+                <w:sz w:val="18"/>
+                <w:szCs w:val="18"/>
+              </w:rPr>
+              <w:t xml:space="preserve">____________________________</w:t>
+            </w:r>
+          </w:p>
+          <w:p>
+            <w:pPr>
+              <w:spacing w:after="50" w:before="0"/>
+            </w:pPr>
+            <w:r>
+              <w:rPr>
+                <w:color w:val="BBBBBB"/>
+                <w:sz w:val="18"/>
+                <w:szCs w:val="18"/>
+              </w:rPr>
+              <w:t xml:space="preserve">____________________________</w:t>
+            </w:r>
+          </w:p>
+        </w:tc>
+        <w:tc>
+          <w:tcPr>
+            <w:tcW w:type="dxa" w:w="3000"/>
+            <w:shd w:fill="FBF3E2" w:color="auto" w:val="clear"/>
+            <w:tcMar>
+              <w:top w:type="dxa" w:w="80"/>
+              <w:left w:type="dxa" w:w="100"/>
+              <w:bottom w:type="dxa" w:w="80"/>
+              <w:right w:type="dxa" w:w="100"/>
+            </w:tcMar>
+            <w:vAlign w:val="top"/>
+          </w:tcPr>
+          <w:p>
+            <w:pPr>
+              <w:spacing w:after="30" w:before="0"/>
+            </w:pPr>
+            <w:r>
+              <w:rPr>
+                <w:b/>
+                <w:bCs/>
+                <w:color w:val="0F2B3C"/>
+                <w:sz w:val="18"/>
+                <w:szCs w:val="18"/>
+              </w:rPr>
+              <w:t xml:space="preserve">Because... ________________</w:t>
+            </w:r>
+          </w:p>
+          <w:p>
+            <w:pPr>
+              <w:spacing w:after="50" w:before="0"/>
+            </w:pPr>
+            <w:r>
+              <w:rPr>
+                <w:color w:val="BBBBBB"/>
+                <w:sz w:val="18"/>
+                <w:szCs w:val="18"/>
+              </w:rPr>
+              <w:t xml:space="preserve">____________________________</w:t>
+            </w:r>
+          </w:p>
+          <w:p>
+            <w:pPr>
+              <w:spacing w:after="30" w:before="40"/>
+            </w:pPr>
+            <w:r>
+              <w:rPr>
+                <w:b/>
+                <w:bCs/>
+                <w:color w:val="1A6FB5"/>
+                <w:sz w:val="18"/>
+                <w:szCs w:val="18"/>
+              </w:rPr>
+              <w:t xml:space="preserve">Although... _______________</w:t>
+            </w:r>
+          </w:p>
+          <w:p>
+            <w:pPr>
+              <w:spacing w:after="50" w:before="0"/>
+            </w:pPr>
+            <w:r>
+              <w:rPr>
+                <w:color w:val="BBBBBB"/>
+                <w:sz w:val="18"/>
+                <w:szCs w:val="18"/>
+              </w:rPr>
+              <w:t xml:space="preserve">____________________________</w:t>
+            </w:r>
+          </w:p>
+          <w:p>
+            <w:pPr>
+              <w:spacing w:after="30" w:before="40"/>
+            </w:pPr>
+            <w:r>
+              <w:rPr>
+                <w:b/>
+                <w:bCs/>
+                <w:color w:val="7A5400"/>
+                <w:sz w:val="18"/>
+                <w:szCs w:val="18"/>
+              </w:rPr>
+              <w:t xml:space="preserve">Therefore... ______________</w:t>
+            </w:r>
+          </w:p>
+          <w:p>
+            <w:pPr>
+              <w:spacing w:after="50" w:before="0"/>
+            </w:pPr>
+            <w:r>
+              <w:rPr>
+                <w:color w:val="BBBBBB"/>
+                <w:sz w:val="18"/>
+                <w:szCs w:val="18"/>
+              </w:rPr>
+              <w:t xml:space="preserve">____________________________</w:t>
+            </w:r>
+          </w:p>
+        </w:tc>
+      </w:tr>
+    </w:tbl>
     <w:p>
       <w:pPr>
         <w:spacing w:after="60" w:before="0"/>
       </w:pPr>
       <w:r>
-        <w:rPr>
-          <w:i/>
-          <w:iCs/>
-          <w:color w:val="3F4D5C"/>
-          <w:sz w:val="20"/>
-          <w:szCs w:val="20"/>
-        </w:rPr>
-        <w:t xml:space="preserve">B. Las canciones cuestan $2 cada una. ¿Cuál es el costo total de 5 canciones?</w:t>
-      </w:r>
-    </w:p>
-    <w:p>
-      <w:pPr>
-        <w:spacing w:after="80" w:before="0"/>
-      </w:pPr>
-      <w:r>
-        <w:rPr>
-          <w:color w:val="BBBBBB"/>
-        </w:rPr>
-        <w:t xml:space="preserve">____________________________________________________</w:t>
-      </w:r>
-    </w:p>
-    <w:p>
-      <w:pPr>
-        <w:spacing w:after="40" w:before="0"/>
-      </w:pPr>
-      <w:r>
-        <w:rPr>
-          <w:sz w:val="22"/>
-          <w:szCs w:val="22"/>
-        </w:rPr>
-        <w:t xml:space="preserve">3.  You buy more tickets. What happens to the total cost?</w:t>
-      </w:r>
-    </w:p>
+        <w:t xml:space="preserve"/>
+      </w:r>
+    </w:p>
+    <w:tbl>
+      <w:tblPr>
+        <w:tblW w:type="dxa" w:w="9360"/>
+        <w:tblBorders>
+          <w:top w:val="single" w:color="C7D2DD" w:sz="6"/>
+          <w:left w:val="single" w:color="C7D2DD" w:sz="6"/>
+          <w:bottom w:val="single" w:color="C7D2DD" w:sz="6"/>
+          <w:right w:val="single" w:color="C7D2DD" w:sz="6"/>
+          <w:insideH w:val="single" w:color="C7D2DD" w:sz="6"/>
+          <w:insideV w:val="single" w:color="C7D2DD" w:sz="6"/>
+        </w:tblBorders>
+      </w:tblPr>
+      <w:tblGrid>
+        <w:gridCol w:w="2800"/>
+        <w:gridCol w:w="3560"/>
+        <w:gridCol w:w="3000"/>
+      </w:tblGrid>
+      <w:tr>
+        <w:trPr>
+          <w:cantSplit/>
+          <w:tblHeader/>
+        </w:trPr>
+        <w:tc>
+          <w:tcPr>
+            <w:tcW w:type="dxa" w:w="2800"/>
+            <w:shd w:fill="EEF4F8" w:color="auto" w:val="clear"/>
+            <w:tcMar>
+              <w:top w:type="dxa" w:w="60"/>
+              <w:left w:type="dxa" w:w="100"/>
+              <w:bottom w:type="dxa" w:w="60"/>
+              <w:right w:type="dxa" w:w="100"/>
+            </w:tcMar>
+          </w:tcPr>
+          <w:p>
+            <w:pPr>
+              <w:spacing w:after="0" w:before="0"/>
+            </w:pPr>
+            <w:r>
+              <w:rPr>
+                <w:b/>
+                <w:bCs/>
+                <w:color w:val="0F2B3C"/>
+                <w:sz w:val="16"/>
+                <w:szCs w:val="16"/>
+              </w:rPr>
+              <w:t xml:space="preserve">CORE PROBLEM / GIVEN REPRESENTATION</w:t>
+            </w:r>
+          </w:p>
+        </w:tc>
+        <w:tc>
+          <w:tcPr>
+            <w:tcW w:type="dxa" w:w="3560"/>
+            <w:shd w:fill="EEF4F8" w:color="auto" w:val="clear"/>
+            <w:tcMar>
+              <w:top w:type="dxa" w:w="60"/>
+              <w:left w:type="dxa" w:w="100"/>
+              <w:bottom w:type="dxa" w:w="60"/>
+              <w:right w:type="dxa" w:w="100"/>
+            </w:tcMar>
+          </w:tcPr>
+          <w:p>
+            <w:pPr>
+              <w:spacing w:after="0" w:before="0"/>
+            </w:pPr>
+            <w:r>
+              <w:rPr>
+                <w:b/>
+                <w:bCs/>
+                <w:color w:val="0F2B3C"/>
+                <w:sz w:val="16"/>
+                <w:szCs w:val="16"/>
+              </w:rPr>
+              <w:t xml:space="preserve">WORKING SPACE / CALCULATION STEPS</w:t>
+            </w:r>
+          </w:p>
+        </w:tc>
+        <w:tc>
+          <w:tcPr>
+            <w:tcW w:type="dxa" w:w="3000"/>
+            <w:shd w:fill="FBF3E2" w:color="auto" w:val="clear"/>
+            <w:tcMar>
+              <w:top w:type="dxa" w:w="60"/>
+              <w:left w:type="dxa" w:w="100"/>
+              <w:bottom w:type="dxa" w:w="60"/>
+              <w:right w:type="dxa" w:w="100"/>
+            </w:tcMar>
+          </w:tcPr>
+          <w:p>
+            <w:pPr>
+              <w:spacing w:after="0" w:before="0"/>
+            </w:pPr>
+            <w:r>
+              <w:rPr>
+                <w:b/>
+                <w:bCs/>
+                <w:color w:val="7A5400"/>
+                <w:sz w:val="16"/>
+                <w:szCs w:val="16"/>
+              </w:rPr>
+              <w:t xml:space="preserve">EXPLAIN YOUR REASONING</w:t>
+            </w:r>
+          </w:p>
+        </w:tc>
+      </w:tr>
+      <w:tr>
+        <w:trPr>
+          <w:cantSplit/>
+        </w:trPr>
+        <w:tc>
+          <w:tcPr>
+            <w:tcW w:type="dxa" w:w="2800"/>
+            <w:tcMar>
+              <w:top w:type="dxa" w:w="80"/>
+              <w:left w:type="dxa" w:w="100"/>
+              <w:bottom w:type="dxa" w:w="80"/>
+              <w:right w:type="dxa" w:w="100"/>
+            </w:tcMar>
+            <w:vAlign w:val="top"/>
+          </w:tcPr>
+          <w:p>
+            <w:pPr>
+              <w:spacing w:after="40" w:before="0"/>
+            </w:pPr>
+            <w:r>
+              <w:rPr>
+                <w:b/>
+                <w:bCs/>
+                <w:color w:val="0F2B3C"/>
+                <w:sz w:val="20"/>
+                <w:szCs w:val="20"/>
+              </w:rPr>
+              <w:t xml:space="preserve">3.  You buy more tickets. What happens to the total cost?</w:t>
+            </w:r>
+          </w:p>
+          <w:p>
+            <w:pPr>
+              <w:spacing w:after="40" w:before="0"/>
+            </w:pPr>
+            <w:r>
+              <w:rPr>
+                <w:i/>
+                <w:iCs/>
+                <w:color w:val="3F4D5C"/>
+                <w:sz w:val="20"/>
+                <w:szCs w:val="20"/>
+              </w:rPr>
+              <w:t xml:space="preserve">C. Compras más boletos. ¿Qué pasa con el costo total?</w:t>
+            </w:r>
+          </w:p>
+          <w:p>
+            <w:pPr>
+              <w:spacing w:after="0" w:before="0"/>
+            </w:pPr>
+            <w:r>
+              <w:rPr>
+                <w:color w:val="5E6E7E"/>
+                <w:sz w:val="18"/>
+                <w:szCs w:val="18"/>
+              </w:rPr>
+              <w:t xml:space="preserve">Choices: It goes up.   /   It goes down.   /   It stays the same.</w:t>
+            </w:r>
+          </w:p>
+        </w:tc>
+        <w:tc>
+          <w:tcPr>
+            <w:tcW w:type="dxa" w:w="3560"/>
+            <w:tcMar>
+              <w:top w:type="dxa" w:w="80"/>
+              <w:left w:type="dxa" w:w="100"/>
+              <w:bottom w:type="dxa" w:w="80"/>
+              <w:right w:type="dxa" w:w="100"/>
+            </w:tcMar>
+            <w:vAlign w:val="top"/>
+          </w:tcPr>
+          <w:p>
+            <w:pPr>
+              <w:spacing w:after="50" w:before="0"/>
+            </w:pPr>
+            <w:r>
+              <w:rPr>
+                <w:color w:val="BBBBBB"/>
+                <w:sz w:val="18"/>
+                <w:szCs w:val="18"/>
+              </w:rPr>
+              <w:t xml:space="preserve">____________________________</w:t>
+            </w:r>
+          </w:p>
+          <w:p>
+            <w:pPr>
+              <w:spacing w:after="50" w:before="0"/>
+            </w:pPr>
+            <w:r>
+              <w:rPr>
+                <w:color w:val="BBBBBB"/>
+                <w:sz w:val="18"/>
+                <w:szCs w:val="18"/>
+              </w:rPr>
+              <w:t xml:space="preserve">____________________________</w:t>
+            </w:r>
+          </w:p>
+          <w:p>
+            <w:pPr>
+              <w:spacing w:after="50" w:before="0"/>
+            </w:pPr>
+            <w:r>
+              <w:rPr>
+                <w:color w:val="BBBBBB"/>
+                <w:sz w:val="18"/>
+                <w:szCs w:val="18"/>
+              </w:rPr>
+              <w:t xml:space="preserve">____________________________</w:t>
+            </w:r>
+          </w:p>
+          <w:p>
+            <w:pPr>
+              <w:spacing w:after="50" w:before="0"/>
+            </w:pPr>
+            <w:r>
+              <w:rPr>
+                <w:color w:val="BBBBBB"/>
+                <w:sz w:val="18"/>
+                <w:szCs w:val="18"/>
+              </w:rPr>
+              <w:t xml:space="preserve">____________________________</w:t>
+            </w:r>
+          </w:p>
+        </w:tc>
+        <w:tc>
+          <w:tcPr>
+            <w:tcW w:type="dxa" w:w="3000"/>
+            <w:shd w:fill="FBF3E2" w:color="auto" w:val="clear"/>
+            <w:tcMar>
+              <w:top w:type="dxa" w:w="80"/>
+              <w:left w:type="dxa" w:w="100"/>
+              <w:bottom w:type="dxa" w:w="80"/>
+              <w:right w:type="dxa" w:w="100"/>
+            </w:tcMar>
+            <w:vAlign w:val="top"/>
+          </w:tcPr>
+          <w:p>
+            <w:pPr>
+              <w:spacing w:after="30" w:before="0"/>
+            </w:pPr>
+            <w:r>
+              <w:rPr>
+                <w:b/>
+                <w:bCs/>
+                <w:color w:val="0F2B3C"/>
+                <w:sz w:val="18"/>
+                <w:szCs w:val="18"/>
+              </w:rPr>
+              <w:t xml:space="preserve">Because... ________________</w:t>
+            </w:r>
+          </w:p>
+          <w:p>
+            <w:pPr>
+              <w:spacing w:after="50" w:before="0"/>
+            </w:pPr>
+            <w:r>
+              <w:rPr>
+                <w:color w:val="BBBBBB"/>
+                <w:sz w:val="18"/>
+                <w:szCs w:val="18"/>
+              </w:rPr>
+              <w:t xml:space="preserve">____________________________</w:t>
+            </w:r>
+          </w:p>
+          <w:p>
+            <w:pPr>
+              <w:spacing w:after="30" w:before="40"/>
+            </w:pPr>
+            <w:r>
+              <w:rPr>
+                <w:b/>
+                <w:bCs/>
+                <w:color w:val="1A6FB5"/>
+                <w:sz w:val="18"/>
+                <w:szCs w:val="18"/>
+              </w:rPr>
+              <w:t xml:space="preserve">Although... _______________</w:t>
+            </w:r>
+          </w:p>
+          <w:p>
+            <w:pPr>
+              <w:spacing w:after="50" w:before="0"/>
+            </w:pPr>
+            <w:r>
+              <w:rPr>
+                <w:color w:val="BBBBBB"/>
+                <w:sz w:val="18"/>
+                <w:szCs w:val="18"/>
+              </w:rPr>
+              <w:t xml:space="preserve">____________________________</w:t>
+            </w:r>
+          </w:p>
+          <w:p>
+            <w:pPr>
+              <w:spacing w:after="30" w:before="40"/>
+            </w:pPr>
+            <w:r>
+              <w:rPr>
+                <w:b/>
+                <w:bCs/>
+                <w:color w:val="7A5400"/>
+                <w:sz w:val="18"/>
+                <w:szCs w:val="18"/>
+              </w:rPr>
+              <w:t xml:space="preserve">Therefore... ______________</w:t>
+            </w:r>
+          </w:p>
+          <w:p>
+            <w:pPr>
+              <w:spacing w:after="50" w:before="0"/>
+            </w:pPr>
+            <w:r>
+              <w:rPr>
+                <w:color w:val="BBBBBB"/>
+                <w:sz w:val="18"/>
+                <w:szCs w:val="18"/>
+              </w:rPr>
+              <w:t xml:space="preserve">____________________________</w:t>
+            </w:r>
+          </w:p>
+        </w:tc>
+      </w:tr>
+    </w:tbl>
     <w:p>
       <w:pPr>
         <w:spacing w:after="60" w:before="0"/>
       </w:pPr>
       <w:r>
-        <w:rPr>
-          <w:i/>
-          <w:iCs/>
-          <w:color w:val="3F4D5C"/>
-          <w:sz w:val="20"/>
-          <w:szCs w:val="20"/>
-        </w:rPr>
-        <w:t xml:space="preserve">C. Compras más boletos. ¿Qué pasa con el costo total?</w:t>
-      </w:r>
-    </w:p>
-    <w:p>
-      <w:pPr>
-        <w:spacing w:after="40" w:before="0"/>
-      </w:pPr>
-      <w:r>
-        <w:rPr>
-          <w:color w:val="5E6E7E"/>
-          <w:sz w:val="20"/>
-          <w:szCs w:val="20"/>
-        </w:rPr>
-        <w:t xml:space="preserve">     choices: It goes up.   /   It goes down.   /   It stays the same.</w:t>
-      </w:r>
-    </w:p>
-    <w:p>
-      <w:pPr>
-        <w:spacing w:after="80" w:before="0"/>
-      </w:pPr>
-      <w:r>
-        <w:rPr>
-          <w:color w:val="BBBBBB"/>
-        </w:rPr>
-        <w:t xml:space="preserve">____________________________________________________</w:t>
+        <w:t xml:space="preserve"/>
       </w:r>
     </w:p>
     <w:p>
@@ -328,144 +2429,993 @@
         <w:t xml:space="preserve">Distingue lo que escoges de lo que pasa.</w:t>
       </w:r>
     </w:p>
-    <w:p>
-      <w:pPr>
-        <w:spacing w:after="40" w:before="0"/>
-      </w:pPr>
-      <w:r>
-        <w:rPr>
-          <w:sz w:val="22"/>
-          <w:szCs w:val="22"/>
-        </w:rPr>
-        <w:t xml:space="preserve">1.  Akela chooses how many hours of sun each tray gets. Later she measures how tall the plants grow. Which amount does Akela choose?</w:t>
-      </w:r>
-    </w:p>
+    <w:tbl>
+      <w:tblPr>
+        <w:tblW w:type="dxa" w:w="9360"/>
+        <w:tblBorders>
+          <w:top w:val="single" w:color="C7D2DD" w:sz="6"/>
+          <w:left w:val="single" w:color="C7D2DD" w:sz="6"/>
+          <w:bottom w:val="single" w:color="C7D2DD" w:sz="6"/>
+          <w:right w:val="single" w:color="C7D2DD" w:sz="6"/>
+          <w:insideH w:val="single" w:color="C7D2DD" w:sz="6"/>
+          <w:insideV w:val="single" w:color="C7D2DD" w:sz="6"/>
+        </w:tblBorders>
+      </w:tblPr>
+      <w:tblGrid>
+        <w:gridCol w:w="2800"/>
+        <w:gridCol w:w="3560"/>
+        <w:gridCol w:w="3000"/>
+      </w:tblGrid>
+      <w:tr>
+        <w:trPr>
+          <w:cantSplit/>
+          <w:tblHeader/>
+        </w:trPr>
+        <w:tc>
+          <w:tcPr>
+            <w:tcW w:type="dxa" w:w="2800"/>
+            <w:shd w:fill="EEF4F8" w:color="auto" w:val="clear"/>
+            <w:tcMar>
+              <w:top w:type="dxa" w:w="60"/>
+              <w:left w:type="dxa" w:w="100"/>
+              <w:bottom w:type="dxa" w:w="60"/>
+              <w:right w:type="dxa" w:w="100"/>
+            </w:tcMar>
+          </w:tcPr>
+          <w:p>
+            <w:pPr>
+              <w:spacing w:after="0" w:before="0"/>
+            </w:pPr>
+            <w:r>
+              <w:rPr>
+                <w:b/>
+                <w:bCs/>
+                <w:color w:val="0F2B3C"/>
+                <w:sz w:val="16"/>
+                <w:szCs w:val="16"/>
+              </w:rPr>
+              <w:t xml:space="preserve">CORE PROBLEM / GIVEN REPRESENTATION</w:t>
+            </w:r>
+          </w:p>
+        </w:tc>
+        <w:tc>
+          <w:tcPr>
+            <w:tcW w:type="dxa" w:w="3560"/>
+            <w:shd w:fill="EEF4F8" w:color="auto" w:val="clear"/>
+            <w:tcMar>
+              <w:top w:type="dxa" w:w="60"/>
+              <w:left w:type="dxa" w:w="100"/>
+              <w:bottom w:type="dxa" w:w="60"/>
+              <w:right w:type="dxa" w:w="100"/>
+            </w:tcMar>
+          </w:tcPr>
+          <w:p>
+            <w:pPr>
+              <w:spacing w:after="0" w:before="0"/>
+            </w:pPr>
+            <w:r>
+              <w:rPr>
+                <w:b/>
+                <w:bCs/>
+                <w:color w:val="0F2B3C"/>
+                <w:sz w:val="16"/>
+                <w:szCs w:val="16"/>
+              </w:rPr>
+              <w:t xml:space="preserve">WORKING SPACE / CALCULATION STEPS</w:t>
+            </w:r>
+          </w:p>
+        </w:tc>
+        <w:tc>
+          <w:tcPr>
+            <w:tcW w:type="dxa" w:w="3000"/>
+            <w:shd w:fill="FBF3E2" w:color="auto" w:val="clear"/>
+            <w:tcMar>
+              <w:top w:type="dxa" w:w="60"/>
+              <w:left w:type="dxa" w:w="100"/>
+              <w:bottom w:type="dxa" w:w="60"/>
+              <w:right w:type="dxa" w:w="100"/>
+            </w:tcMar>
+          </w:tcPr>
+          <w:p>
+            <w:pPr>
+              <w:spacing w:after="0" w:before="0"/>
+            </w:pPr>
+            <w:r>
+              <w:rPr>
+                <w:b/>
+                <w:bCs/>
+                <w:color w:val="7A5400"/>
+                <w:sz w:val="16"/>
+                <w:szCs w:val="16"/>
+              </w:rPr>
+              <w:t xml:space="preserve">EXPLAIN YOUR REASONING</w:t>
+            </w:r>
+          </w:p>
+        </w:tc>
+      </w:tr>
+      <w:tr>
+        <w:trPr>
+          <w:cantSplit/>
+        </w:trPr>
+        <w:tc>
+          <w:tcPr>
+            <w:tcW w:type="dxa" w:w="2800"/>
+            <w:tcMar>
+              <w:top w:type="dxa" w:w="80"/>
+              <w:left w:type="dxa" w:w="100"/>
+              <w:bottom w:type="dxa" w:w="80"/>
+              <w:right w:type="dxa" w:w="100"/>
+            </w:tcMar>
+            <w:vAlign w:val="top"/>
+          </w:tcPr>
+          <w:p>
+            <w:pPr>
+              <w:spacing w:after="40" w:before="0"/>
+            </w:pPr>
+            <w:r>
+              <w:rPr>
+                <w:b/>
+                <w:bCs/>
+                <w:color w:val="0F2B3C"/>
+                <w:sz w:val="20"/>
+                <w:szCs w:val="20"/>
+              </w:rPr>
+              <w:t xml:space="preserve">1.  Akela chooses how many hours of sun each tray gets. Later she measures how tall the plants grow. Which amount does Akela choose?</w:t>
+            </w:r>
+          </w:p>
+          <w:p>
+            <w:pPr>
+              <w:spacing w:after="40" w:before="0"/>
+            </w:pPr>
+            <w:r>
+              <w:rPr>
+                <w:i/>
+                <w:iCs/>
+                <w:color w:val="3F4D5C"/>
+                <w:sz w:val="20"/>
+                <w:szCs w:val="20"/>
+              </w:rPr>
+              <w:t xml:space="preserve">A. Akela escoge cuántas horas de sol recibe cada charola. Después mide qué tan altas crecen las plantas. ¿Qué cantidad escoge Akela?</w:t>
+            </w:r>
+          </w:p>
+          <w:p>
+            <w:pPr>
+              <w:spacing w:after="0" w:before="0"/>
+            </w:pPr>
+            <w:r>
+              <w:rPr>
+                <w:color w:val="5E6E7E"/>
+                <w:sz w:val="18"/>
+                <w:szCs w:val="18"/>
+              </w:rPr>
+              <w:t xml:space="preserve">Choices: hours of sun   /   plant height   /   the number of trays</w:t>
+            </w:r>
+          </w:p>
+        </w:tc>
+        <w:tc>
+          <w:tcPr>
+            <w:tcW w:type="dxa" w:w="3560"/>
+            <w:tcMar>
+              <w:top w:type="dxa" w:w="80"/>
+              <w:left w:type="dxa" w:w="100"/>
+              <w:bottom w:type="dxa" w:w="80"/>
+              <w:right w:type="dxa" w:w="100"/>
+            </w:tcMar>
+            <w:vAlign w:val="top"/>
+          </w:tcPr>
+          <w:p>
+            <w:pPr>
+              <w:spacing w:after="50" w:before="0"/>
+            </w:pPr>
+            <w:r>
+              <w:rPr>
+                <w:color w:val="BBBBBB"/>
+                <w:sz w:val="18"/>
+                <w:szCs w:val="18"/>
+              </w:rPr>
+              <w:t xml:space="preserve">____________________________</w:t>
+            </w:r>
+          </w:p>
+          <w:p>
+            <w:pPr>
+              <w:spacing w:after="50" w:before="0"/>
+            </w:pPr>
+            <w:r>
+              <w:rPr>
+                <w:color w:val="BBBBBB"/>
+                <w:sz w:val="18"/>
+                <w:szCs w:val="18"/>
+              </w:rPr>
+              <w:t xml:space="preserve">____________________________</w:t>
+            </w:r>
+          </w:p>
+          <w:p>
+            <w:pPr>
+              <w:spacing w:after="50" w:before="0"/>
+            </w:pPr>
+            <w:r>
+              <w:rPr>
+                <w:color w:val="BBBBBB"/>
+                <w:sz w:val="18"/>
+                <w:szCs w:val="18"/>
+              </w:rPr>
+              <w:t xml:space="preserve">____________________________</w:t>
+            </w:r>
+          </w:p>
+          <w:p>
+            <w:pPr>
+              <w:spacing w:after="50" w:before="0"/>
+            </w:pPr>
+            <w:r>
+              <w:rPr>
+                <w:color w:val="BBBBBB"/>
+                <w:sz w:val="18"/>
+                <w:szCs w:val="18"/>
+              </w:rPr>
+              <w:t xml:space="preserve">____________________________</w:t>
+            </w:r>
+          </w:p>
+        </w:tc>
+        <w:tc>
+          <w:tcPr>
+            <w:tcW w:type="dxa" w:w="3000"/>
+            <w:shd w:fill="FBF3E2" w:color="auto" w:val="clear"/>
+            <w:tcMar>
+              <w:top w:type="dxa" w:w="80"/>
+              <w:left w:type="dxa" w:w="100"/>
+              <w:bottom w:type="dxa" w:w="80"/>
+              <w:right w:type="dxa" w:w="100"/>
+            </w:tcMar>
+            <w:vAlign w:val="top"/>
+          </w:tcPr>
+          <w:p>
+            <w:pPr>
+              <w:spacing w:after="30" w:before="0"/>
+            </w:pPr>
+            <w:r>
+              <w:rPr>
+                <w:b/>
+                <w:bCs/>
+                <w:color w:val="0F2B3C"/>
+                <w:sz w:val="18"/>
+                <w:szCs w:val="18"/>
+              </w:rPr>
+              <w:t xml:space="preserve">Because... ________________</w:t>
+            </w:r>
+          </w:p>
+          <w:p>
+            <w:pPr>
+              <w:spacing w:after="50" w:before="0"/>
+            </w:pPr>
+            <w:r>
+              <w:rPr>
+                <w:color w:val="BBBBBB"/>
+                <w:sz w:val="18"/>
+                <w:szCs w:val="18"/>
+              </w:rPr>
+              <w:t xml:space="preserve">____________________________</w:t>
+            </w:r>
+          </w:p>
+          <w:p>
+            <w:pPr>
+              <w:spacing w:after="30" w:before="40"/>
+            </w:pPr>
+            <w:r>
+              <w:rPr>
+                <w:b/>
+                <w:bCs/>
+                <w:color w:val="1A6FB5"/>
+                <w:sz w:val="18"/>
+                <w:szCs w:val="18"/>
+              </w:rPr>
+              <w:t xml:space="preserve">Although... _______________</w:t>
+            </w:r>
+          </w:p>
+          <w:p>
+            <w:pPr>
+              <w:spacing w:after="50" w:before="0"/>
+            </w:pPr>
+            <w:r>
+              <w:rPr>
+                <w:color w:val="BBBBBB"/>
+                <w:sz w:val="18"/>
+                <w:szCs w:val="18"/>
+              </w:rPr>
+              <w:t xml:space="preserve">____________________________</w:t>
+            </w:r>
+          </w:p>
+          <w:p>
+            <w:pPr>
+              <w:spacing w:after="30" w:before="40"/>
+            </w:pPr>
+            <w:r>
+              <w:rPr>
+                <w:b/>
+                <w:bCs/>
+                <w:color w:val="7A5400"/>
+                <w:sz w:val="18"/>
+                <w:szCs w:val="18"/>
+              </w:rPr>
+              <w:t xml:space="preserve">Therefore... ______________</w:t>
+            </w:r>
+          </w:p>
+          <w:p>
+            <w:pPr>
+              <w:spacing w:after="50" w:before="0"/>
+            </w:pPr>
+            <w:r>
+              <w:rPr>
+                <w:color w:val="BBBBBB"/>
+                <w:sz w:val="18"/>
+                <w:szCs w:val="18"/>
+              </w:rPr>
+              <w:t xml:space="preserve">____________________________</w:t>
+            </w:r>
+          </w:p>
+        </w:tc>
+      </w:tr>
+    </w:tbl>
     <w:p>
       <w:pPr>
         <w:spacing w:after="60" w:before="0"/>
       </w:pPr>
       <w:r>
-        <w:rPr>
-          <w:i/>
-          <w:iCs/>
-          <w:color w:val="3F4D5C"/>
-          <w:sz w:val="20"/>
-          <w:szCs w:val="20"/>
-        </w:rPr>
-        <w:t xml:space="preserve">A. Akela escoge cuántas horas de sol recibe cada charola. Después mide qué tan altas crecen las plantas. ¿Qué cantidad escoge Akela?</w:t>
-      </w:r>
-    </w:p>
-    <w:p>
-      <w:pPr>
-        <w:spacing w:after="40" w:before="0"/>
-      </w:pPr>
-      <w:r>
-        <w:rPr>
-          <w:color w:val="5E6E7E"/>
-          <w:sz w:val="20"/>
-          <w:szCs w:val="20"/>
-        </w:rPr>
-        <w:t xml:space="preserve">     choices: hours of sun   /   plant height   /   the number of trays</w:t>
-      </w:r>
-    </w:p>
-    <w:p>
-      <w:pPr>
-        <w:spacing w:after="80" w:before="0"/>
-      </w:pPr>
-      <w:r>
-        <w:rPr>
-          <w:color w:val="BBBBBB"/>
-        </w:rPr>
-        <w:t xml:space="preserve">____________________________________________________</w:t>
-      </w:r>
-    </w:p>
-    <w:p>
-      <w:pPr>
-        <w:spacing w:after="40" w:before="0"/>
-      </w:pPr>
-      <w:r>
-        <w:rPr>
-          <w:sz w:val="22"/>
-          <w:szCs w:val="22"/>
-        </w:rPr>
-        <w:t xml:space="preserve">2.  Which sentence makes sense?</w:t>
-      </w:r>
-    </w:p>
+        <w:t xml:space="preserve"/>
+      </w:r>
+    </w:p>
+    <w:tbl>
+      <w:tblPr>
+        <w:tblW w:type="dxa" w:w="9360"/>
+        <w:tblBorders>
+          <w:top w:val="single" w:color="C7D2DD" w:sz="6"/>
+          <w:left w:val="single" w:color="C7D2DD" w:sz="6"/>
+          <w:bottom w:val="single" w:color="C7D2DD" w:sz="6"/>
+          <w:right w:val="single" w:color="C7D2DD" w:sz="6"/>
+          <w:insideH w:val="single" w:color="C7D2DD" w:sz="6"/>
+          <w:insideV w:val="single" w:color="C7D2DD" w:sz="6"/>
+        </w:tblBorders>
+      </w:tblPr>
+      <w:tblGrid>
+        <w:gridCol w:w="2800"/>
+        <w:gridCol w:w="3560"/>
+        <w:gridCol w:w="3000"/>
+      </w:tblGrid>
+      <w:tr>
+        <w:trPr>
+          <w:cantSplit/>
+          <w:tblHeader/>
+        </w:trPr>
+        <w:tc>
+          <w:tcPr>
+            <w:tcW w:type="dxa" w:w="2800"/>
+            <w:shd w:fill="EEF4F8" w:color="auto" w:val="clear"/>
+            <w:tcMar>
+              <w:top w:type="dxa" w:w="60"/>
+              <w:left w:type="dxa" w:w="100"/>
+              <w:bottom w:type="dxa" w:w="60"/>
+              <w:right w:type="dxa" w:w="100"/>
+            </w:tcMar>
+          </w:tcPr>
+          <w:p>
+            <w:pPr>
+              <w:spacing w:after="0" w:before="0"/>
+            </w:pPr>
+            <w:r>
+              <w:rPr>
+                <w:b/>
+                <w:bCs/>
+                <w:color w:val="0F2B3C"/>
+                <w:sz w:val="16"/>
+                <w:szCs w:val="16"/>
+              </w:rPr>
+              <w:t xml:space="preserve">CORE PROBLEM / GIVEN REPRESENTATION</w:t>
+            </w:r>
+          </w:p>
+        </w:tc>
+        <w:tc>
+          <w:tcPr>
+            <w:tcW w:type="dxa" w:w="3560"/>
+            <w:shd w:fill="EEF4F8" w:color="auto" w:val="clear"/>
+            <w:tcMar>
+              <w:top w:type="dxa" w:w="60"/>
+              <w:left w:type="dxa" w:w="100"/>
+              <w:bottom w:type="dxa" w:w="60"/>
+              <w:right w:type="dxa" w:w="100"/>
+            </w:tcMar>
+          </w:tcPr>
+          <w:p>
+            <w:pPr>
+              <w:spacing w:after="0" w:before="0"/>
+            </w:pPr>
+            <w:r>
+              <w:rPr>
+                <w:b/>
+                <w:bCs/>
+                <w:color w:val="0F2B3C"/>
+                <w:sz w:val="16"/>
+                <w:szCs w:val="16"/>
+              </w:rPr>
+              <w:t xml:space="preserve">WORKING SPACE / CALCULATION STEPS</w:t>
+            </w:r>
+          </w:p>
+        </w:tc>
+        <w:tc>
+          <w:tcPr>
+            <w:tcW w:type="dxa" w:w="3000"/>
+            <w:shd w:fill="FBF3E2" w:color="auto" w:val="clear"/>
+            <w:tcMar>
+              <w:top w:type="dxa" w:w="60"/>
+              <w:left w:type="dxa" w:w="100"/>
+              <w:bottom w:type="dxa" w:w="60"/>
+              <w:right w:type="dxa" w:w="100"/>
+            </w:tcMar>
+          </w:tcPr>
+          <w:p>
+            <w:pPr>
+              <w:spacing w:after="0" w:before="0"/>
+            </w:pPr>
+            <w:r>
+              <w:rPr>
+                <w:b/>
+                <w:bCs/>
+                <w:color w:val="7A5400"/>
+                <w:sz w:val="16"/>
+                <w:szCs w:val="16"/>
+              </w:rPr>
+              <w:t xml:space="preserve">EXPLAIN YOUR REASONING</w:t>
+            </w:r>
+          </w:p>
+        </w:tc>
+      </w:tr>
+      <w:tr>
+        <w:trPr>
+          <w:cantSplit/>
+        </w:trPr>
+        <w:tc>
+          <w:tcPr>
+            <w:tcW w:type="dxa" w:w="2800"/>
+            <w:tcMar>
+              <w:top w:type="dxa" w:w="80"/>
+              <w:left w:type="dxa" w:w="100"/>
+              <w:bottom w:type="dxa" w:w="80"/>
+              <w:right w:type="dxa" w:w="100"/>
+            </w:tcMar>
+            <w:vAlign w:val="top"/>
+          </w:tcPr>
+          <w:p>
+            <w:pPr>
+              <w:spacing w:after="40" w:before="0"/>
+            </w:pPr>
+            <w:r>
+              <w:rPr>
+                <w:b/>
+                <w:bCs/>
+                <w:color w:val="0F2B3C"/>
+                <w:sz w:val="20"/>
+                <w:szCs w:val="20"/>
+              </w:rPr>
+              <w:t xml:space="preserve">2.  Which sentence makes sense?</w:t>
+            </w:r>
+          </w:p>
+          <w:p>
+            <w:pPr>
+              <w:spacing w:after="40" w:before="0"/>
+            </w:pPr>
+            <w:r>
+              <w:rPr>
+                <w:i/>
+                <w:iCs/>
+                <w:color w:val="3F4D5C"/>
+                <w:sz w:val="20"/>
+                <w:szCs w:val="20"/>
+              </w:rPr>
+              <w:t xml:space="preserve">B. ¿Qué oración tiene sentido?</w:t>
+            </w:r>
+          </w:p>
+          <w:p>
+            <w:pPr>
+              <w:spacing w:after="0" w:before="0"/>
+            </w:pPr>
+            <w:r>
+              <w:rPr>
+                <w:color w:val="5E6E7E"/>
+                <w:sz w:val="18"/>
+                <w:szCs w:val="18"/>
+              </w:rPr>
+              <w:t xml:space="preserve">Choices: The minutes Claire jogs depend on the Calories she burns.   /   The Calories Claire burns depend on the minutes she jogs.</w:t>
+            </w:r>
+          </w:p>
+        </w:tc>
+        <w:tc>
+          <w:tcPr>
+            <w:tcW w:type="dxa" w:w="3560"/>
+            <w:tcMar>
+              <w:top w:type="dxa" w:w="80"/>
+              <w:left w:type="dxa" w:w="100"/>
+              <w:bottom w:type="dxa" w:w="80"/>
+              <w:right w:type="dxa" w:w="100"/>
+            </w:tcMar>
+            <w:vAlign w:val="top"/>
+          </w:tcPr>
+          <w:p>
+            <w:pPr>
+              <w:spacing w:after="50" w:before="0"/>
+            </w:pPr>
+            <w:r>
+              <w:rPr>
+                <w:color w:val="BBBBBB"/>
+                <w:sz w:val="18"/>
+                <w:szCs w:val="18"/>
+              </w:rPr>
+              <w:t xml:space="preserve">____________________________</w:t>
+            </w:r>
+          </w:p>
+          <w:p>
+            <w:pPr>
+              <w:spacing w:after="50" w:before="0"/>
+            </w:pPr>
+            <w:r>
+              <w:rPr>
+                <w:color w:val="BBBBBB"/>
+                <w:sz w:val="18"/>
+                <w:szCs w:val="18"/>
+              </w:rPr>
+              <w:t xml:space="preserve">____________________________</w:t>
+            </w:r>
+          </w:p>
+          <w:p>
+            <w:pPr>
+              <w:spacing w:after="50" w:before="0"/>
+            </w:pPr>
+            <w:r>
+              <w:rPr>
+                <w:color w:val="BBBBBB"/>
+                <w:sz w:val="18"/>
+                <w:szCs w:val="18"/>
+              </w:rPr>
+              <w:t xml:space="preserve">____________________________</w:t>
+            </w:r>
+          </w:p>
+          <w:p>
+            <w:pPr>
+              <w:spacing w:after="50" w:before="0"/>
+            </w:pPr>
+            <w:r>
+              <w:rPr>
+                <w:color w:val="BBBBBB"/>
+                <w:sz w:val="18"/>
+                <w:szCs w:val="18"/>
+              </w:rPr>
+              <w:t xml:space="preserve">____________________________</w:t>
+            </w:r>
+          </w:p>
+        </w:tc>
+        <w:tc>
+          <w:tcPr>
+            <w:tcW w:type="dxa" w:w="3000"/>
+            <w:shd w:fill="FBF3E2" w:color="auto" w:val="clear"/>
+            <w:tcMar>
+              <w:top w:type="dxa" w:w="80"/>
+              <w:left w:type="dxa" w:w="100"/>
+              <w:bottom w:type="dxa" w:w="80"/>
+              <w:right w:type="dxa" w:w="100"/>
+            </w:tcMar>
+            <w:vAlign w:val="top"/>
+          </w:tcPr>
+          <w:p>
+            <w:pPr>
+              <w:spacing w:after="30" w:before="0"/>
+            </w:pPr>
+            <w:r>
+              <w:rPr>
+                <w:b/>
+                <w:bCs/>
+                <w:color w:val="0F2B3C"/>
+                <w:sz w:val="18"/>
+                <w:szCs w:val="18"/>
+              </w:rPr>
+              <w:t xml:space="preserve">Because... ________________</w:t>
+            </w:r>
+          </w:p>
+          <w:p>
+            <w:pPr>
+              <w:spacing w:after="50" w:before="0"/>
+            </w:pPr>
+            <w:r>
+              <w:rPr>
+                <w:color w:val="BBBBBB"/>
+                <w:sz w:val="18"/>
+                <w:szCs w:val="18"/>
+              </w:rPr>
+              <w:t xml:space="preserve">____________________________</w:t>
+            </w:r>
+          </w:p>
+          <w:p>
+            <w:pPr>
+              <w:spacing w:after="30" w:before="40"/>
+            </w:pPr>
+            <w:r>
+              <w:rPr>
+                <w:b/>
+                <w:bCs/>
+                <w:color w:val="1A6FB5"/>
+                <w:sz w:val="18"/>
+                <w:szCs w:val="18"/>
+              </w:rPr>
+              <w:t xml:space="preserve">Although... _______________</w:t>
+            </w:r>
+          </w:p>
+          <w:p>
+            <w:pPr>
+              <w:spacing w:after="50" w:before="0"/>
+            </w:pPr>
+            <w:r>
+              <w:rPr>
+                <w:color w:val="BBBBBB"/>
+                <w:sz w:val="18"/>
+                <w:szCs w:val="18"/>
+              </w:rPr>
+              <w:t xml:space="preserve">____________________________</w:t>
+            </w:r>
+          </w:p>
+          <w:p>
+            <w:pPr>
+              <w:spacing w:after="30" w:before="40"/>
+            </w:pPr>
+            <w:r>
+              <w:rPr>
+                <w:b/>
+                <w:bCs/>
+                <w:color w:val="7A5400"/>
+                <w:sz w:val="18"/>
+                <w:szCs w:val="18"/>
+              </w:rPr>
+              <w:t xml:space="preserve">Therefore... ______________</w:t>
+            </w:r>
+          </w:p>
+          <w:p>
+            <w:pPr>
+              <w:spacing w:after="50" w:before="0"/>
+            </w:pPr>
+            <w:r>
+              <w:rPr>
+                <w:color w:val="BBBBBB"/>
+                <w:sz w:val="18"/>
+                <w:szCs w:val="18"/>
+              </w:rPr>
+              <w:t xml:space="preserve">____________________________</w:t>
+            </w:r>
+          </w:p>
+        </w:tc>
+      </w:tr>
+    </w:tbl>
     <w:p>
       <w:pPr>
         <w:spacing w:after="60" w:before="0"/>
       </w:pPr>
       <w:r>
-        <w:rPr>
-          <w:i/>
-          <w:iCs/>
-          <w:color w:val="3F4D5C"/>
-          <w:sz w:val="20"/>
-          <w:szCs w:val="20"/>
-        </w:rPr>
-        <w:t xml:space="preserve">B. ¿Qué oración tiene sentido?</w:t>
-      </w:r>
-    </w:p>
-    <w:p>
-      <w:pPr>
-        <w:spacing w:after="40" w:before="0"/>
-      </w:pPr>
-      <w:r>
-        <w:rPr>
-          <w:color w:val="5E6E7E"/>
-          <w:sz w:val="20"/>
-          <w:szCs w:val="20"/>
-        </w:rPr>
-        <w:t xml:space="preserve">     choices: The minutes Claire jogs depend on the Calories she burns.   /   The Calories Claire burns depend on the minutes she jogs.</w:t>
-      </w:r>
-    </w:p>
-    <w:p>
-      <w:pPr>
-        <w:spacing w:after="80" w:before="0"/>
-      </w:pPr>
-      <w:r>
-        <w:rPr>
-          <w:color w:val="BBBBBB"/>
-        </w:rPr>
-        <w:t xml:space="preserve">____________________________________________________</w:t>
-      </w:r>
-    </w:p>
-    <w:p>
-      <w:pPr>
-        <w:spacing w:after="40" w:before="0"/>
-      </w:pPr>
-      <w:r>
-        <w:rPr>
-          <w:sz w:val="22"/>
-          <w:szCs w:val="22"/>
-        </w:rPr>
-        <w:t xml:space="preserve">3.  A gym costs $20 each month. You keep the membership for 4 months. How much do you pay in all?</w:t>
-      </w:r>
-    </w:p>
+        <w:t xml:space="preserve"/>
+      </w:r>
+    </w:p>
+    <w:tbl>
+      <w:tblPr>
+        <w:tblW w:type="dxa" w:w="9360"/>
+        <w:tblBorders>
+          <w:top w:val="single" w:color="C7D2DD" w:sz="6"/>
+          <w:left w:val="single" w:color="C7D2DD" w:sz="6"/>
+          <w:bottom w:val="single" w:color="C7D2DD" w:sz="6"/>
+          <w:right w:val="single" w:color="C7D2DD" w:sz="6"/>
+          <w:insideH w:val="single" w:color="C7D2DD" w:sz="6"/>
+          <w:insideV w:val="single" w:color="C7D2DD" w:sz="6"/>
+        </w:tblBorders>
+      </w:tblPr>
+      <w:tblGrid>
+        <w:gridCol w:w="2800"/>
+        <w:gridCol w:w="3560"/>
+        <w:gridCol w:w="3000"/>
+      </w:tblGrid>
+      <w:tr>
+        <w:trPr>
+          <w:cantSplit/>
+          <w:tblHeader/>
+        </w:trPr>
+        <w:tc>
+          <w:tcPr>
+            <w:tcW w:type="dxa" w:w="2800"/>
+            <w:shd w:fill="EEF4F8" w:color="auto" w:val="clear"/>
+            <w:tcMar>
+              <w:top w:type="dxa" w:w="60"/>
+              <w:left w:type="dxa" w:w="100"/>
+              <w:bottom w:type="dxa" w:w="60"/>
+              <w:right w:type="dxa" w:w="100"/>
+            </w:tcMar>
+          </w:tcPr>
+          <w:p>
+            <w:pPr>
+              <w:spacing w:after="0" w:before="0"/>
+            </w:pPr>
+            <w:r>
+              <w:rPr>
+                <w:b/>
+                <w:bCs/>
+                <w:color w:val="0F2B3C"/>
+                <w:sz w:val="16"/>
+                <w:szCs w:val="16"/>
+              </w:rPr>
+              <w:t xml:space="preserve">CORE PROBLEM / GIVEN REPRESENTATION</w:t>
+            </w:r>
+          </w:p>
+        </w:tc>
+        <w:tc>
+          <w:tcPr>
+            <w:tcW w:type="dxa" w:w="3560"/>
+            <w:shd w:fill="EEF4F8" w:color="auto" w:val="clear"/>
+            <w:tcMar>
+              <w:top w:type="dxa" w:w="60"/>
+              <w:left w:type="dxa" w:w="100"/>
+              <w:bottom w:type="dxa" w:w="60"/>
+              <w:right w:type="dxa" w:w="100"/>
+            </w:tcMar>
+          </w:tcPr>
+          <w:p>
+            <w:pPr>
+              <w:spacing w:after="0" w:before="0"/>
+            </w:pPr>
+            <w:r>
+              <w:rPr>
+                <w:b/>
+                <w:bCs/>
+                <w:color w:val="0F2B3C"/>
+                <w:sz w:val="16"/>
+                <w:szCs w:val="16"/>
+              </w:rPr>
+              <w:t xml:space="preserve">WORKING SPACE / CALCULATION STEPS</w:t>
+            </w:r>
+          </w:p>
+        </w:tc>
+        <w:tc>
+          <w:tcPr>
+            <w:tcW w:type="dxa" w:w="3000"/>
+            <w:shd w:fill="FBF3E2" w:color="auto" w:val="clear"/>
+            <w:tcMar>
+              <w:top w:type="dxa" w:w="60"/>
+              <w:left w:type="dxa" w:w="100"/>
+              <w:bottom w:type="dxa" w:w="60"/>
+              <w:right w:type="dxa" w:w="100"/>
+            </w:tcMar>
+          </w:tcPr>
+          <w:p>
+            <w:pPr>
+              <w:spacing w:after="0" w:before="0"/>
+            </w:pPr>
+            <w:r>
+              <w:rPr>
+                <w:b/>
+                <w:bCs/>
+                <w:color w:val="7A5400"/>
+                <w:sz w:val="16"/>
+                <w:szCs w:val="16"/>
+              </w:rPr>
+              <w:t xml:space="preserve">EXPLAIN YOUR REASONING</w:t>
+            </w:r>
+          </w:p>
+        </w:tc>
+      </w:tr>
+      <w:tr>
+        <w:trPr>
+          <w:cantSplit/>
+        </w:trPr>
+        <w:tc>
+          <w:tcPr>
+            <w:tcW w:type="dxa" w:w="2800"/>
+            <w:tcMar>
+              <w:top w:type="dxa" w:w="80"/>
+              <w:left w:type="dxa" w:w="100"/>
+              <w:bottom w:type="dxa" w:w="80"/>
+              <w:right w:type="dxa" w:w="100"/>
+            </w:tcMar>
+            <w:vAlign w:val="top"/>
+          </w:tcPr>
+          <w:p>
+            <w:pPr>
+              <w:spacing w:after="40" w:before="0"/>
+            </w:pPr>
+            <w:r>
+              <w:rPr>
+                <w:b/>
+                <w:bCs/>
+                <w:color w:val="0F2B3C"/>
+                <w:sz w:val="20"/>
+                <w:szCs w:val="20"/>
+              </w:rPr>
+              <w:t xml:space="preserve">3.  A gym costs $20 each month. You keep the membership for 4 months. How much do you pay in all?</w:t>
+            </w:r>
+          </w:p>
+          <w:p>
+            <w:pPr>
+              <w:spacing w:after="40" w:before="0"/>
+            </w:pPr>
+            <w:r>
+              <w:rPr>
+                <w:i/>
+                <w:iCs/>
+                <w:color w:val="3F4D5C"/>
+                <w:sz w:val="20"/>
+                <w:szCs w:val="20"/>
+              </w:rPr>
+              <w:t xml:space="preserve">C. Un gimnasio cuesta $20 cada mes. Mantienes la membresía por 4 meses. ¿Cuánto pagas en total?</w:t>
+            </w:r>
+          </w:p>
+        </w:tc>
+        <w:tc>
+          <w:tcPr>
+            <w:tcW w:type="dxa" w:w="3560"/>
+            <w:tcMar>
+              <w:top w:type="dxa" w:w="80"/>
+              <w:left w:type="dxa" w:w="100"/>
+              <w:bottom w:type="dxa" w:w="80"/>
+              <w:right w:type="dxa" w:w="100"/>
+            </w:tcMar>
+            <w:vAlign w:val="top"/>
+          </w:tcPr>
+          <w:p>
+            <w:pPr>
+              <w:spacing w:after="50" w:before="0"/>
+            </w:pPr>
+            <w:r>
+              <w:rPr>
+                <w:color w:val="BBBBBB"/>
+                <w:sz w:val="18"/>
+                <w:szCs w:val="18"/>
+              </w:rPr>
+              <w:t xml:space="preserve">____________________________</w:t>
+            </w:r>
+          </w:p>
+          <w:p>
+            <w:pPr>
+              <w:spacing w:after="50" w:before="0"/>
+            </w:pPr>
+            <w:r>
+              <w:rPr>
+                <w:color w:val="BBBBBB"/>
+                <w:sz w:val="18"/>
+                <w:szCs w:val="18"/>
+              </w:rPr>
+              <w:t xml:space="preserve">____________________________</w:t>
+            </w:r>
+          </w:p>
+          <w:p>
+            <w:pPr>
+              <w:spacing w:after="50" w:before="0"/>
+            </w:pPr>
+            <w:r>
+              <w:rPr>
+                <w:color w:val="BBBBBB"/>
+                <w:sz w:val="18"/>
+                <w:szCs w:val="18"/>
+              </w:rPr>
+              <w:t xml:space="preserve">____________________________</w:t>
+            </w:r>
+          </w:p>
+          <w:p>
+            <w:pPr>
+              <w:spacing w:after="50" w:before="0"/>
+            </w:pPr>
+            <w:r>
+              <w:rPr>
+                <w:color w:val="BBBBBB"/>
+                <w:sz w:val="18"/>
+                <w:szCs w:val="18"/>
+              </w:rPr>
+              <w:t xml:space="preserve">____________________________</w:t>
+            </w:r>
+          </w:p>
+        </w:tc>
+        <w:tc>
+          <w:tcPr>
+            <w:tcW w:type="dxa" w:w="3000"/>
+            <w:shd w:fill="FBF3E2" w:color="auto" w:val="clear"/>
+            <w:tcMar>
+              <w:top w:type="dxa" w:w="80"/>
+              <w:left w:type="dxa" w:w="100"/>
+              <w:bottom w:type="dxa" w:w="80"/>
+              <w:right w:type="dxa" w:w="100"/>
+            </w:tcMar>
+            <w:vAlign w:val="top"/>
+          </w:tcPr>
+          <w:p>
+            <w:pPr>
+              <w:spacing w:after="30" w:before="0"/>
+            </w:pPr>
+            <w:r>
+              <w:rPr>
+                <w:b/>
+                <w:bCs/>
+                <w:color w:val="0F2B3C"/>
+                <w:sz w:val="18"/>
+                <w:szCs w:val="18"/>
+              </w:rPr>
+              <w:t xml:space="preserve">Because... ________________</w:t>
+            </w:r>
+          </w:p>
+          <w:p>
+            <w:pPr>
+              <w:spacing w:after="50" w:before="0"/>
+            </w:pPr>
+            <w:r>
+              <w:rPr>
+                <w:color w:val="BBBBBB"/>
+                <w:sz w:val="18"/>
+                <w:szCs w:val="18"/>
+              </w:rPr>
+              <w:t xml:space="preserve">____________________________</w:t>
+            </w:r>
+          </w:p>
+          <w:p>
+            <w:pPr>
+              <w:spacing w:after="30" w:before="40"/>
+            </w:pPr>
+            <w:r>
+              <w:rPr>
+                <w:b/>
+                <w:bCs/>
+                <w:color w:val="1A6FB5"/>
+                <w:sz w:val="18"/>
+                <w:szCs w:val="18"/>
+              </w:rPr>
+              <w:t xml:space="preserve">Although... _______________</w:t>
+            </w:r>
+          </w:p>
+          <w:p>
+            <w:pPr>
+              <w:spacing w:after="50" w:before="0"/>
+            </w:pPr>
+            <w:r>
+              <w:rPr>
+                <w:color w:val="BBBBBB"/>
+                <w:sz w:val="18"/>
+                <w:szCs w:val="18"/>
+              </w:rPr>
+              <w:t xml:space="preserve">____________________________</w:t>
+            </w:r>
+          </w:p>
+          <w:p>
+            <w:pPr>
+              <w:spacing w:after="30" w:before="40"/>
+            </w:pPr>
+            <w:r>
+              <w:rPr>
+                <w:b/>
+                <w:bCs/>
+                <w:color w:val="7A5400"/>
+                <w:sz w:val="18"/>
+                <w:szCs w:val="18"/>
+              </w:rPr>
+              <w:t xml:space="preserve">Therefore... ______________</w:t>
+            </w:r>
+          </w:p>
+          <w:p>
+            <w:pPr>
+              <w:spacing w:after="50" w:before="0"/>
+            </w:pPr>
+            <w:r>
+              <w:rPr>
+                <w:color w:val="BBBBBB"/>
+                <w:sz w:val="18"/>
+                <w:szCs w:val="18"/>
+              </w:rPr>
+              <w:t xml:space="preserve">____________________________</w:t>
+            </w:r>
+          </w:p>
+        </w:tc>
+      </w:tr>
+    </w:tbl>
     <w:p>
       <w:pPr>
         <w:spacing w:after="60" w:before="0"/>
       </w:pPr>
       <w:r>
-        <w:rPr>
-          <w:i/>
-          <w:iCs/>
-          <w:color w:val="3F4D5C"/>
-          <w:sz w:val="20"/>
-          <w:szCs w:val="20"/>
-        </w:rPr>
-        <w:t xml:space="preserve">C. Un gimnasio cuesta $20 cada mes. Mantienes la membresía por 4 meses. ¿Cuánto pagas en total?</w:t>
-      </w:r>
-    </w:p>
-    <w:p>
-      <w:pPr>
-        <w:spacing w:after="80" w:before="0"/>
-      </w:pPr>
-      <w:r>
-        <w:rPr>
-          <w:color w:val="BBBBBB"/>
-        </w:rPr>
-        <w:t xml:space="preserve">____________________________________________________</w:t>
+        <w:t xml:space="preserve"/>
       </w:r>
     </w:p>
     <w:p>
@@ -512,131 +3462,980 @@
         <w:t xml:space="preserve">Halla las cantidades que cambian juntas.</w:t>
       </w:r>
     </w:p>
-    <w:p>
-      <w:pPr>
-        <w:spacing w:after="40" w:before="0"/>
-      </w:pPr>
-      <w:r>
-        <w:rPr>
-          <w:sz w:val="22"/>
-          <w:szCs w:val="22"/>
-        </w:rPr>
-        <w:t xml:space="preserve">1.  Claire burns 123 Calories in 30 minutes. She burns the same amount every 30 minutes. How many Calories does she burn in 60 minutes?</w:t>
-      </w:r>
-    </w:p>
+    <w:tbl>
+      <w:tblPr>
+        <w:tblW w:type="dxa" w:w="9360"/>
+        <w:tblBorders>
+          <w:top w:val="single" w:color="C7D2DD" w:sz="6"/>
+          <w:left w:val="single" w:color="C7D2DD" w:sz="6"/>
+          <w:bottom w:val="single" w:color="C7D2DD" w:sz="6"/>
+          <w:right w:val="single" w:color="C7D2DD" w:sz="6"/>
+          <w:insideH w:val="single" w:color="C7D2DD" w:sz="6"/>
+          <w:insideV w:val="single" w:color="C7D2DD" w:sz="6"/>
+        </w:tblBorders>
+      </w:tblPr>
+      <w:tblGrid>
+        <w:gridCol w:w="2800"/>
+        <w:gridCol w:w="3560"/>
+        <w:gridCol w:w="3000"/>
+      </w:tblGrid>
+      <w:tr>
+        <w:trPr>
+          <w:cantSplit/>
+          <w:tblHeader/>
+        </w:trPr>
+        <w:tc>
+          <w:tcPr>
+            <w:tcW w:type="dxa" w:w="2800"/>
+            <w:shd w:fill="EEF4F8" w:color="auto" w:val="clear"/>
+            <w:tcMar>
+              <w:top w:type="dxa" w:w="60"/>
+              <w:left w:type="dxa" w:w="100"/>
+              <w:bottom w:type="dxa" w:w="60"/>
+              <w:right w:type="dxa" w:w="100"/>
+            </w:tcMar>
+          </w:tcPr>
+          <w:p>
+            <w:pPr>
+              <w:spacing w:after="0" w:before="0"/>
+            </w:pPr>
+            <w:r>
+              <w:rPr>
+                <w:b/>
+                <w:bCs/>
+                <w:color w:val="0F2B3C"/>
+                <w:sz w:val="16"/>
+                <w:szCs w:val="16"/>
+              </w:rPr>
+              <w:t xml:space="preserve">CORE PROBLEM / GIVEN REPRESENTATION</w:t>
+            </w:r>
+          </w:p>
+        </w:tc>
+        <w:tc>
+          <w:tcPr>
+            <w:tcW w:type="dxa" w:w="3560"/>
+            <w:shd w:fill="EEF4F8" w:color="auto" w:val="clear"/>
+            <w:tcMar>
+              <w:top w:type="dxa" w:w="60"/>
+              <w:left w:type="dxa" w:w="100"/>
+              <w:bottom w:type="dxa" w:w="60"/>
+              <w:right w:type="dxa" w:w="100"/>
+            </w:tcMar>
+          </w:tcPr>
+          <w:p>
+            <w:pPr>
+              <w:spacing w:after="0" w:before="0"/>
+            </w:pPr>
+            <w:r>
+              <w:rPr>
+                <w:b/>
+                <w:bCs/>
+                <w:color w:val="0F2B3C"/>
+                <w:sz w:val="16"/>
+                <w:szCs w:val="16"/>
+              </w:rPr>
+              <w:t xml:space="preserve">WORKING SPACE / CALCULATION STEPS</w:t>
+            </w:r>
+          </w:p>
+        </w:tc>
+        <w:tc>
+          <w:tcPr>
+            <w:tcW w:type="dxa" w:w="3000"/>
+            <w:shd w:fill="FBF3E2" w:color="auto" w:val="clear"/>
+            <w:tcMar>
+              <w:top w:type="dxa" w:w="60"/>
+              <w:left w:type="dxa" w:w="100"/>
+              <w:bottom w:type="dxa" w:w="60"/>
+              <w:right w:type="dxa" w:w="100"/>
+            </w:tcMar>
+          </w:tcPr>
+          <w:p>
+            <w:pPr>
+              <w:spacing w:after="0" w:before="0"/>
+            </w:pPr>
+            <w:r>
+              <w:rPr>
+                <w:b/>
+                <w:bCs/>
+                <w:color w:val="7A5400"/>
+                <w:sz w:val="16"/>
+                <w:szCs w:val="16"/>
+              </w:rPr>
+              <w:t xml:space="preserve">EXPLAIN YOUR REASONING</w:t>
+            </w:r>
+          </w:p>
+        </w:tc>
+      </w:tr>
+      <w:tr>
+        <w:trPr>
+          <w:cantSplit/>
+        </w:trPr>
+        <w:tc>
+          <w:tcPr>
+            <w:tcW w:type="dxa" w:w="2800"/>
+            <w:tcMar>
+              <w:top w:type="dxa" w:w="80"/>
+              <w:left w:type="dxa" w:w="100"/>
+              <w:bottom w:type="dxa" w:w="80"/>
+              <w:right w:type="dxa" w:w="100"/>
+            </w:tcMar>
+            <w:vAlign w:val="top"/>
+          </w:tcPr>
+          <w:p>
+            <w:pPr>
+              <w:spacing w:after="40" w:before="0"/>
+            </w:pPr>
+            <w:r>
+              <w:rPr>
+                <w:b/>
+                <w:bCs/>
+                <w:color w:val="0F2B3C"/>
+                <w:sz w:val="20"/>
+                <w:szCs w:val="20"/>
+              </w:rPr>
+              <w:t xml:space="preserve">1.  Claire burns 123 Calories in 30 minutes. She burns the same amount every 30 minutes. How many Calories does she burn in 60 minutes?</w:t>
+            </w:r>
+          </w:p>
+          <w:p>
+            <w:pPr>
+              <w:spacing w:after="40" w:before="0"/>
+            </w:pPr>
+            <w:r>
+              <w:rPr>
+                <w:i/>
+                <w:iCs/>
+                <w:color w:val="3F4D5C"/>
+                <w:sz w:val="20"/>
+                <w:szCs w:val="20"/>
+              </w:rPr>
+              <w:t xml:space="preserve">A. Claire quema 123 calorías en 30 minutos. Quema la misma cantidad cada 30 minutos. ¿Cuántas calorías quema en 60 minutos?</w:t>
+            </w:r>
+          </w:p>
+        </w:tc>
+        <w:tc>
+          <w:tcPr>
+            <w:tcW w:type="dxa" w:w="3560"/>
+            <w:tcMar>
+              <w:top w:type="dxa" w:w="80"/>
+              <w:left w:type="dxa" w:w="100"/>
+              <w:bottom w:type="dxa" w:w="80"/>
+              <w:right w:type="dxa" w:w="100"/>
+            </w:tcMar>
+            <w:vAlign w:val="top"/>
+          </w:tcPr>
+          <w:p>
+            <w:pPr>
+              <w:spacing w:after="50" w:before="0"/>
+            </w:pPr>
+            <w:r>
+              <w:rPr>
+                <w:color w:val="BBBBBB"/>
+                <w:sz w:val="18"/>
+                <w:szCs w:val="18"/>
+              </w:rPr>
+              <w:t xml:space="preserve">____________________________</w:t>
+            </w:r>
+          </w:p>
+          <w:p>
+            <w:pPr>
+              <w:spacing w:after="50" w:before="0"/>
+            </w:pPr>
+            <w:r>
+              <w:rPr>
+                <w:color w:val="BBBBBB"/>
+                <w:sz w:val="18"/>
+                <w:szCs w:val="18"/>
+              </w:rPr>
+              <w:t xml:space="preserve">____________________________</w:t>
+            </w:r>
+          </w:p>
+          <w:p>
+            <w:pPr>
+              <w:spacing w:after="50" w:before="0"/>
+            </w:pPr>
+            <w:r>
+              <w:rPr>
+                <w:color w:val="BBBBBB"/>
+                <w:sz w:val="18"/>
+                <w:szCs w:val="18"/>
+              </w:rPr>
+              <w:t xml:space="preserve">____________________________</w:t>
+            </w:r>
+          </w:p>
+          <w:p>
+            <w:pPr>
+              <w:spacing w:after="50" w:before="0"/>
+            </w:pPr>
+            <w:r>
+              <w:rPr>
+                <w:color w:val="BBBBBB"/>
+                <w:sz w:val="18"/>
+                <w:szCs w:val="18"/>
+              </w:rPr>
+              <w:t xml:space="preserve">____________________________</w:t>
+            </w:r>
+          </w:p>
+        </w:tc>
+        <w:tc>
+          <w:tcPr>
+            <w:tcW w:type="dxa" w:w="3000"/>
+            <w:shd w:fill="FBF3E2" w:color="auto" w:val="clear"/>
+            <w:tcMar>
+              <w:top w:type="dxa" w:w="80"/>
+              <w:left w:type="dxa" w:w="100"/>
+              <w:bottom w:type="dxa" w:w="80"/>
+              <w:right w:type="dxa" w:w="100"/>
+            </w:tcMar>
+            <w:vAlign w:val="top"/>
+          </w:tcPr>
+          <w:p>
+            <w:pPr>
+              <w:spacing w:after="30" w:before="0"/>
+            </w:pPr>
+            <w:r>
+              <w:rPr>
+                <w:b/>
+                <w:bCs/>
+                <w:color w:val="0F2B3C"/>
+                <w:sz w:val="18"/>
+                <w:szCs w:val="18"/>
+              </w:rPr>
+              <w:t xml:space="preserve">Because... ________________</w:t>
+            </w:r>
+          </w:p>
+          <w:p>
+            <w:pPr>
+              <w:spacing w:after="50" w:before="0"/>
+            </w:pPr>
+            <w:r>
+              <w:rPr>
+                <w:color w:val="BBBBBB"/>
+                <w:sz w:val="18"/>
+                <w:szCs w:val="18"/>
+              </w:rPr>
+              <w:t xml:space="preserve">____________________________</w:t>
+            </w:r>
+          </w:p>
+          <w:p>
+            <w:pPr>
+              <w:spacing w:after="30" w:before="40"/>
+            </w:pPr>
+            <w:r>
+              <w:rPr>
+                <w:b/>
+                <w:bCs/>
+                <w:color w:val="1A6FB5"/>
+                <w:sz w:val="18"/>
+                <w:szCs w:val="18"/>
+              </w:rPr>
+              <w:t xml:space="preserve">Although... _______________</w:t>
+            </w:r>
+          </w:p>
+          <w:p>
+            <w:pPr>
+              <w:spacing w:after="50" w:before="0"/>
+            </w:pPr>
+            <w:r>
+              <w:rPr>
+                <w:color w:val="BBBBBB"/>
+                <w:sz w:val="18"/>
+                <w:szCs w:val="18"/>
+              </w:rPr>
+              <w:t xml:space="preserve">____________________________</w:t>
+            </w:r>
+          </w:p>
+          <w:p>
+            <w:pPr>
+              <w:spacing w:after="30" w:before="40"/>
+            </w:pPr>
+            <w:r>
+              <w:rPr>
+                <w:b/>
+                <w:bCs/>
+                <w:color w:val="7A5400"/>
+                <w:sz w:val="18"/>
+                <w:szCs w:val="18"/>
+              </w:rPr>
+              <w:t xml:space="preserve">Therefore... ______________</w:t>
+            </w:r>
+          </w:p>
+          <w:p>
+            <w:pPr>
+              <w:spacing w:after="50" w:before="0"/>
+            </w:pPr>
+            <w:r>
+              <w:rPr>
+                <w:color w:val="BBBBBB"/>
+                <w:sz w:val="18"/>
+                <w:szCs w:val="18"/>
+              </w:rPr>
+              <w:t xml:space="preserve">____________________________</w:t>
+            </w:r>
+          </w:p>
+        </w:tc>
+      </w:tr>
+    </w:tbl>
     <w:p>
       <w:pPr>
         <w:spacing w:after="60" w:before="0"/>
       </w:pPr>
       <w:r>
-        <w:rPr>
-          <w:i/>
-          <w:iCs/>
-          <w:color w:val="3F4D5C"/>
-          <w:sz w:val="20"/>
-          <w:szCs w:val="20"/>
-        </w:rPr>
-        <w:t xml:space="preserve">A. Claire quema 123 calorías en 30 minutos. Quema la misma cantidad cada 30 minutos. ¿Cuántas calorías quema en 60 minutos?</w:t>
-      </w:r>
-    </w:p>
-    <w:p>
-      <w:pPr>
-        <w:spacing w:after="80" w:before="0"/>
-      </w:pPr>
-      <w:r>
-        <w:rPr>
-          <w:color w:val="BBBBBB"/>
-        </w:rPr>
-        <w:t xml:space="preserve">____________________________________________________</w:t>
-      </w:r>
-    </w:p>
-    <w:p>
-      <w:pPr>
-        <w:spacing w:after="40" w:before="0"/>
-      </w:pPr>
-      <w:r>
-        <w:rPr>
-          <w:sz w:val="22"/>
-          <w:szCs w:val="22"/>
-        </w:rPr>
-        <w:t xml:space="preserve">2.  A pizza shop has 6 workers. It makes more pizzas this week. Which amount does not change with the number of pizzas?</w:t>
-      </w:r>
-    </w:p>
+        <w:t xml:space="preserve"/>
+      </w:r>
+    </w:p>
+    <w:tbl>
+      <w:tblPr>
+        <w:tblW w:type="dxa" w:w="9360"/>
+        <w:tblBorders>
+          <w:top w:val="single" w:color="C7D2DD" w:sz="6"/>
+          <w:left w:val="single" w:color="C7D2DD" w:sz="6"/>
+          <w:bottom w:val="single" w:color="C7D2DD" w:sz="6"/>
+          <w:right w:val="single" w:color="C7D2DD" w:sz="6"/>
+          <w:insideH w:val="single" w:color="C7D2DD" w:sz="6"/>
+          <w:insideV w:val="single" w:color="C7D2DD" w:sz="6"/>
+        </w:tblBorders>
+      </w:tblPr>
+      <w:tblGrid>
+        <w:gridCol w:w="2800"/>
+        <w:gridCol w:w="3560"/>
+        <w:gridCol w:w="3000"/>
+      </w:tblGrid>
+      <w:tr>
+        <w:trPr>
+          <w:cantSplit/>
+          <w:tblHeader/>
+        </w:trPr>
+        <w:tc>
+          <w:tcPr>
+            <w:tcW w:type="dxa" w:w="2800"/>
+            <w:shd w:fill="EEF4F8" w:color="auto" w:val="clear"/>
+            <w:tcMar>
+              <w:top w:type="dxa" w:w="60"/>
+              <w:left w:type="dxa" w:w="100"/>
+              <w:bottom w:type="dxa" w:w="60"/>
+              <w:right w:type="dxa" w:w="100"/>
+            </w:tcMar>
+          </w:tcPr>
+          <w:p>
+            <w:pPr>
+              <w:spacing w:after="0" w:before="0"/>
+            </w:pPr>
+            <w:r>
+              <w:rPr>
+                <w:b/>
+                <w:bCs/>
+                <w:color w:val="0F2B3C"/>
+                <w:sz w:val="16"/>
+                <w:szCs w:val="16"/>
+              </w:rPr>
+              <w:t xml:space="preserve">CORE PROBLEM / GIVEN REPRESENTATION</w:t>
+            </w:r>
+          </w:p>
+        </w:tc>
+        <w:tc>
+          <w:tcPr>
+            <w:tcW w:type="dxa" w:w="3560"/>
+            <w:shd w:fill="EEF4F8" w:color="auto" w:val="clear"/>
+            <w:tcMar>
+              <w:top w:type="dxa" w:w="60"/>
+              <w:left w:type="dxa" w:w="100"/>
+              <w:bottom w:type="dxa" w:w="60"/>
+              <w:right w:type="dxa" w:w="100"/>
+            </w:tcMar>
+          </w:tcPr>
+          <w:p>
+            <w:pPr>
+              <w:spacing w:after="0" w:before="0"/>
+            </w:pPr>
+            <w:r>
+              <w:rPr>
+                <w:b/>
+                <w:bCs/>
+                <w:color w:val="0F2B3C"/>
+                <w:sz w:val="16"/>
+                <w:szCs w:val="16"/>
+              </w:rPr>
+              <w:t xml:space="preserve">WORKING SPACE / CALCULATION STEPS</w:t>
+            </w:r>
+          </w:p>
+        </w:tc>
+        <w:tc>
+          <w:tcPr>
+            <w:tcW w:type="dxa" w:w="3000"/>
+            <w:shd w:fill="FBF3E2" w:color="auto" w:val="clear"/>
+            <w:tcMar>
+              <w:top w:type="dxa" w:w="60"/>
+              <w:left w:type="dxa" w:w="100"/>
+              <w:bottom w:type="dxa" w:w="60"/>
+              <w:right w:type="dxa" w:w="100"/>
+            </w:tcMar>
+          </w:tcPr>
+          <w:p>
+            <w:pPr>
+              <w:spacing w:after="0" w:before="0"/>
+            </w:pPr>
+            <w:r>
+              <w:rPr>
+                <w:b/>
+                <w:bCs/>
+                <w:color w:val="7A5400"/>
+                <w:sz w:val="16"/>
+                <w:szCs w:val="16"/>
+              </w:rPr>
+              <w:t xml:space="preserve">EXPLAIN YOUR REASONING</w:t>
+            </w:r>
+          </w:p>
+        </w:tc>
+      </w:tr>
+      <w:tr>
+        <w:trPr>
+          <w:cantSplit/>
+        </w:trPr>
+        <w:tc>
+          <w:tcPr>
+            <w:tcW w:type="dxa" w:w="2800"/>
+            <w:tcMar>
+              <w:top w:type="dxa" w:w="80"/>
+              <w:left w:type="dxa" w:w="100"/>
+              <w:bottom w:type="dxa" w:w="80"/>
+              <w:right w:type="dxa" w:w="100"/>
+            </w:tcMar>
+            <w:vAlign w:val="top"/>
+          </w:tcPr>
+          <w:p>
+            <w:pPr>
+              <w:spacing w:after="40" w:before="0"/>
+            </w:pPr>
+            <w:r>
+              <w:rPr>
+                <w:b/>
+                <w:bCs/>
+                <w:color w:val="0F2B3C"/>
+                <w:sz w:val="20"/>
+                <w:szCs w:val="20"/>
+              </w:rPr>
+              <w:t xml:space="preserve">2.  A pizza shop has 6 workers. It makes more pizzas this week. Which amount does not change with the number of pizzas?</w:t>
+            </w:r>
+          </w:p>
+          <w:p>
+            <w:pPr>
+              <w:spacing w:after="40" w:before="0"/>
+            </w:pPr>
+            <w:r>
+              <w:rPr>
+                <w:i/>
+                <w:iCs/>
+                <w:color w:val="3F4D5C"/>
+                <w:sz w:val="20"/>
+                <w:szCs w:val="20"/>
+              </w:rPr>
+              <w:t xml:space="preserve">B. Una pizzería tiene 6 trabajadores. Esta semana hace más pizzas. ¿Qué cantidad no cambia con el número de pizzas?</w:t>
+            </w:r>
+          </w:p>
+          <w:p>
+            <w:pPr>
+              <w:spacing w:after="0" w:before="0"/>
+            </w:pPr>
+            <w:r>
+              <w:rPr>
+                <w:color w:val="5E6E7E"/>
+                <w:sz w:val="18"/>
+                <w:szCs w:val="18"/>
+              </w:rPr>
+              <w:t xml:space="preserve">Choices: the cost of cheese   /   the number of pizza boxes   /   the number of workers</w:t>
+            </w:r>
+          </w:p>
+        </w:tc>
+        <w:tc>
+          <w:tcPr>
+            <w:tcW w:type="dxa" w:w="3560"/>
+            <w:tcMar>
+              <w:top w:type="dxa" w:w="80"/>
+              <w:left w:type="dxa" w:w="100"/>
+              <w:bottom w:type="dxa" w:w="80"/>
+              <w:right w:type="dxa" w:w="100"/>
+            </w:tcMar>
+            <w:vAlign w:val="top"/>
+          </w:tcPr>
+          <w:p>
+            <w:pPr>
+              <w:spacing w:after="50" w:before="0"/>
+            </w:pPr>
+            <w:r>
+              <w:rPr>
+                <w:color w:val="BBBBBB"/>
+                <w:sz w:val="18"/>
+                <w:szCs w:val="18"/>
+              </w:rPr>
+              <w:t xml:space="preserve">____________________________</w:t>
+            </w:r>
+          </w:p>
+          <w:p>
+            <w:pPr>
+              <w:spacing w:after="50" w:before="0"/>
+            </w:pPr>
+            <w:r>
+              <w:rPr>
+                <w:color w:val="BBBBBB"/>
+                <w:sz w:val="18"/>
+                <w:szCs w:val="18"/>
+              </w:rPr>
+              <w:t xml:space="preserve">____________________________</w:t>
+            </w:r>
+          </w:p>
+          <w:p>
+            <w:pPr>
+              <w:spacing w:after="50" w:before="0"/>
+            </w:pPr>
+            <w:r>
+              <w:rPr>
+                <w:color w:val="BBBBBB"/>
+                <w:sz w:val="18"/>
+                <w:szCs w:val="18"/>
+              </w:rPr>
+              <w:t xml:space="preserve">____________________________</w:t>
+            </w:r>
+          </w:p>
+          <w:p>
+            <w:pPr>
+              <w:spacing w:after="50" w:before="0"/>
+            </w:pPr>
+            <w:r>
+              <w:rPr>
+                <w:color w:val="BBBBBB"/>
+                <w:sz w:val="18"/>
+                <w:szCs w:val="18"/>
+              </w:rPr>
+              <w:t xml:space="preserve">____________________________</w:t>
+            </w:r>
+          </w:p>
+        </w:tc>
+        <w:tc>
+          <w:tcPr>
+            <w:tcW w:type="dxa" w:w="3000"/>
+            <w:shd w:fill="FBF3E2" w:color="auto" w:val="clear"/>
+            <w:tcMar>
+              <w:top w:type="dxa" w:w="80"/>
+              <w:left w:type="dxa" w:w="100"/>
+              <w:bottom w:type="dxa" w:w="80"/>
+              <w:right w:type="dxa" w:w="100"/>
+            </w:tcMar>
+            <w:vAlign w:val="top"/>
+          </w:tcPr>
+          <w:p>
+            <w:pPr>
+              <w:spacing w:after="30" w:before="0"/>
+            </w:pPr>
+            <w:r>
+              <w:rPr>
+                <w:b/>
+                <w:bCs/>
+                <w:color w:val="0F2B3C"/>
+                <w:sz w:val="18"/>
+                <w:szCs w:val="18"/>
+              </w:rPr>
+              <w:t xml:space="preserve">Because... ________________</w:t>
+            </w:r>
+          </w:p>
+          <w:p>
+            <w:pPr>
+              <w:spacing w:after="50" w:before="0"/>
+            </w:pPr>
+            <w:r>
+              <w:rPr>
+                <w:color w:val="BBBBBB"/>
+                <w:sz w:val="18"/>
+                <w:szCs w:val="18"/>
+              </w:rPr>
+              <w:t xml:space="preserve">____________________________</w:t>
+            </w:r>
+          </w:p>
+          <w:p>
+            <w:pPr>
+              <w:spacing w:after="30" w:before="40"/>
+            </w:pPr>
+            <w:r>
+              <w:rPr>
+                <w:b/>
+                <w:bCs/>
+                <w:color w:val="1A6FB5"/>
+                <w:sz w:val="18"/>
+                <w:szCs w:val="18"/>
+              </w:rPr>
+              <w:t xml:space="preserve">Although... _______________</w:t>
+            </w:r>
+          </w:p>
+          <w:p>
+            <w:pPr>
+              <w:spacing w:after="50" w:before="0"/>
+            </w:pPr>
+            <w:r>
+              <w:rPr>
+                <w:color w:val="BBBBBB"/>
+                <w:sz w:val="18"/>
+                <w:szCs w:val="18"/>
+              </w:rPr>
+              <w:t xml:space="preserve">____________________________</w:t>
+            </w:r>
+          </w:p>
+          <w:p>
+            <w:pPr>
+              <w:spacing w:after="30" w:before="40"/>
+            </w:pPr>
+            <w:r>
+              <w:rPr>
+                <w:b/>
+                <w:bCs/>
+                <w:color w:val="7A5400"/>
+                <w:sz w:val="18"/>
+                <w:szCs w:val="18"/>
+              </w:rPr>
+              <w:t xml:space="preserve">Therefore... ______________</w:t>
+            </w:r>
+          </w:p>
+          <w:p>
+            <w:pPr>
+              <w:spacing w:after="50" w:before="0"/>
+            </w:pPr>
+            <w:r>
+              <w:rPr>
+                <w:color w:val="BBBBBB"/>
+                <w:sz w:val="18"/>
+                <w:szCs w:val="18"/>
+              </w:rPr>
+              <w:t xml:space="preserve">____________________________</w:t>
+            </w:r>
+          </w:p>
+        </w:tc>
+      </w:tr>
+    </w:tbl>
     <w:p>
       <w:pPr>
         <w:spacing w:after="60" w:before="0"/>
       </w:pPr>
       <w:r>
-        <w:rPr>
-          <w:i/>
-          <w:iCs/>
-          <w:color w:val="3F4D5C"/>
-          <w:sz w:val="20"/>
-          <w:szCs w:val="20"/>
-        </w:rPr>
-        <w:t xml:space="preserve">B. Una pizzería tiene 6 trabajadores. Esta semana hace más pizzas. ¿Qué cantidad no cambia con el número de pizzas?</w:t>
-      </w:r>
-    </w:p>
-    <w:p>
-      <w:pPr>
-        <w:spacing w:after="40" w:before="0"/>
-      </w:pPr>
-      <w:r>
-        <w:rPr>
-          <w:color w:val="5E6E7E"/>
-          <w:sz w:val="20"/>
-          <w:szCs w:val="20"/>
-        </w:rPr>
-        <w:t xml:space="preserve">     choices: the cost of cheese   /   the number of pizza boxes   /   the number of workers</w:t>
-      </w:r>
-    </w:p>
-    <w:p>
-      <w:pPr>
-        <w:spacing w:after="80" w:before="0"/>
-      </w:pPr>
-      <w:r>
-        <w:rPr>
-          <w:color w:val="BBBBBB"/>
-        </w:rPr>
-        <w:t xml:space="preserve">____________________________________________________</w:t>
-      </w:r>
-    </w:p>
-    <w:p>
-      <w:pPr>
-        <w:spacing w:after="40" w:before="0"/>
-      </w:pPr>
-      <w:r>
-        <w:rPr>
-          <w:sz w:val="22"/>
-          <w:szCs w:val="22"/>
-        </w:rPr>
-        <w:t xml:space="preserve">3.  A table shows: 2 hours of sun → 4 cm, 6 hours of sun → 12 cm. The height is always 2 times the hours. How tall is a plant with 5 hours of sun, in cm?</w:t>
-      </w:r>
-    </w:p>
+        <w:t xml:space="preserve"/>
+      </w:r>
+    </w:p>
+    <w:tbl>
+      <w:tblPr>
+        <w:tblW w:type="dxa" w:w="9360"/>
+        <w:tblBorders>
+          <w:top w:val="single" w:color="C7D2DD" w:sz="6"/>
+          <w:left w:val="single" w:color="C7D2DD" w:sz="6"/>
+          <w:bottom w:val="single" w:color="C7D2DD" w:sz="6"/>
+          <w:right w:val="single" w:color="C7D2DD" w:sz="6"/>
+          <w:insideH w:val="single" w:color="C7D2DD" w:sz="6"/>
+          <w:insideV w:val="single" w:color="C7D2DD" w:sz="6"/>
+        </w:tblBorders>
+      </w:tblPr>
+      <w:tblGrid>
+        <w:gridCol w:w="2800"/>
+        <w:gridCol w:w="3560"/>
+        <w:gridCol w:w="3000"/>
+      </w:tblGrid>
+      <w:tr>
+        <w:trPr>
+          <w:cantSplit/>
+          <w:tblHeader/>
+        </w:trPr>
+        <w:tc>
+          <w:tcPr>
+            <w:tcW w:type="dxa" w:w="2800"/>
+            <w:shd w:fill="EEF4F8" w:color="auto" w:val="clear"/>
+            <w:tcMar>
+              <w:top w:type="dxa" w:w="60"/>
+              <w:left w:type="dxa" w:w="100"/>
+              <w:bottom w:type="dxa" w:w="60"/>
+              <w:right w:type="dxa" w:w="100"/>
+            </w:tcMar>
+          </w:tcPr>
+          <w:p>
+            <w:pPr>
+              <w:spacing w:after="0" w:before="0"/>
+            </w:pPr>
+            <w:r>
+              <w:rPr>
+                <w:b/>
+                <w:bCs/>
+                <w:color w:val="0F2B3C"/>
+                <w:sz w:val="16"/>
+                <w:szCs w:val="16"/>
+              </w:rPr>
+              <w:t xml:space="preserve">CORE PROBLEM / GIVEN REPRESENTATION</w:t>
+            </w:r>
+          </w:p>
+        </w:tc>
+        <w:tc>
+          <w:tcPr>
+            <w:tcW w:type="dxa" w:w="3560"/>
+            <w:shd w:fill="EEF4F8" w:color="auto" w:val="clear"/>
+            <w:tcMar>
+              <w:top w:type="dxa" w:w="60"/>
+              <w:left w:type="dxa" w:w="100"/>
+              <w:bottom w:type="dxa" w:w="60"/>
+              <w:right w:type="dxa" w:w="100"/>
+            </w:tcMar>
+          </w:tcPr>
+          <w:p>
+            <w:pPr>
+              <w:spacing w:after="0" w:before="0"/>
+            </w:pPr>
+            <w:r>
+              <w:rPr>
+                <w:b/>
+                <w:bCs/>
+                <w:color w:val="0F2B3C"/>
+                <w:sz w:val="16"/>
+                <w:szCs w:val="16"/>
+              </w:rPr>
+              <w:t xml:space="preserve">WORKING SPACE / CALCULATION STEPS</w:t>
+            </w:r>
+          </w:p>
+        </w:tc>
+        <w:tc>
+          <w:tcPr>
+            <w:tcW w:type="dxa" w:w="3000"/>
+            <w:shd w:fill="FBF3E2" w:color="auto" w:val="clear"/>
+            <w:tcMar>
+              <w:top w:type="dxa" w:w="60"/>
+              <w:left w:type="dxa" w:w="100"/>
+              <w:bottom w:type="dxa" w:w="60"/>
+              <w:right w:type="dxa" w:w="100"/>
+            </w:tcMar>
+          </w:tcPr>
+          <w:p>
+            <w:pPr>
+              <w:spacing w:after="0" w:before="0"/>
+            </w:pPr>
+            <w:r>
+              <w:rPr>
+                <w:b/>
+                <w:bCs/>
+                <w:color w:val="7A5400"/>
+                <w:sz w:val="16"/>
+                <w:szCs w:val="16"/>
+              </w:rPr>
+              <w:t xml:space="preserve">EXPLAIN YOUR REASONING</w:t>
+            </w:r>
+          </w:p>
+        </w:tc>
+      </w:tr>
+      <w:tr>
+        <w:trPr>
+          <w:cantSplit/>
+        </w:trPr>
+        <w:tc>
+          <w:tcPr>
+            <w:tcW w:type="dxa" w:w="2800"/>
+            <w:tcMar>
+              <w:top w:type="dxa" w:w="80"/>
+              <w:left w:type="dxa" w:w="100"/>
+              <w:bottom w:type="dxa" w:w="80"/>
+              <w:right w:type="dxa" w:w="100"/>
+            </w:tcMar>
+            <w:vAlign w:val="top"/>
+          </w:tcPr>
+          <w:p>
+            <w:pPr>
+              <w:spacing w:after="40" w:before="0"/>
+            </w:pPr>
+            <w:r>
+              <w:rPr>
+                <w:b/>
+                <w:bCs/>
+                <w:color w:val="0F2B3C"/>
+                <w:sz w:val="20"/>
+                <w:szCs w:val="20"/>
+              </w:rPr>
+              <w:t xml:space="preserve">3.  A table shows: 2 hours of sun → 4 cm, 6 hours of sun → 12 cm. The height is always 2 times the hours. How tall is a plant with 5 hours of sun, in cm?</w:t>
+            </w:r>
+          </w:p>
+          <w:p>
+            <w:pPr>
+              <w:spacing w:after="40" w:before="0"/>
+            </w:pPr>
+            <w:r>
+              <w:rPr>
+                <w:i/>
+                <w:iCs/>
+                <w:color w:val="3F4D5C"/>
+                <w:sz w:val="20"/>
+                <w:szCs w:val="20"/>
+              </w:rPr>
+              <w:t xml:space="preserve">C. Una tabla muestra: 2 horas de sol → 4 cm, 6 horas de sol → 12 cm. La altura siempre es 2 veces las horas. ¿Qué tan alta es una planta con 5 horas de sol, en cm?</w:t>
+            </w:r>
+          </w:p>
+        </w:tc>
+        <w:tc>
+          <w:tcPr>
+            <w:tcW w:type="dxa" w:w="3560"/>
+            <w:tcMar>
+              <w:top w:type="dxa" w:w="80"/>
+              <w:left w:type="dxa" w:w="100"/>
+              <w:bottom w:type="dxa" w:w="80"/>
+              <w:right w:type="dxa" w:w="100"/>
+            </w:tcMar>
+            <w:vAlign w:val="top"/>
+          </w:tcPr>
+          <w:p>
+            <w:pPr>
+              <w:spacing w:after="50" w:before="0"/>
+            </w:pPr>
+            <w:r>
+              <w:rPr>
+                <w:color w:val="BBBBBB"/>
+                <w:sz w:val="18"/>
+                <w:szCs w:val="18"/>
+              </w:rPr>
+              <w:t xml:space="preserve">____________________________</w:t>
+            </w:r>
+          </w:p>
+          <w:p>
+            <w:pPr>
+              <w:spacing w:after="50" w:before="0"/>
+            </w:pPr>
+            <w:r>
+              <w:rPr>
+                <w:color w:val="BBBBBB"/>
+                <w:sz w:val="18"/>
+                <w:szCs w:val="18"/>
+              </w:rPr>
+              <w:t xml:space="preserve">____________________________</w:t>
+            </w:r>
+          </w:p>
+          <w:p>
+            <w:pPr>
+              <w:spacing w:after="50" w:before="0"/>
+            </w:pPr>
+            <w:r>
+              <w:rPr>
+                <w:color w:val="BBBBBB"/>
+                <w:sz w:val="18"/>
+                <w:szCs w:val="18"/>
+              </w:rPr>
+              <w:t xml:space="preserve">____________________________</w:t>
+            </w:r>
+          </w:p>
+          <w:p>
+            <w:pPr>
+              <w:spacing w:after="50" w:before="0"/>
+            </w:pPr>
+            <w:r>
+              <w:rPr>
+                <w:color w:val="BBBBBB"/>
+                <w:sz w:val="18"/>
+                <w:szCs w:val="18"/>
+              </w:rPr>
+              <w:t xml:space="preserve">____________________________</w:t>
+            </w:r>
+          </w:p>
+        </w:tc>
+        <w:tc>
+          <w:tcPr>
+            <w:tcW w:type="dxa" w:w="3000"/>
+            <w:shd w:fill="FBF3E2" w:color="auto" w:val="clear"/>
+            <w:tcMar>
+              <w:top w:type="dxa" w:w="80"/>
+              <w:left w:type="dxa" w:w="100"/>
+              <w:bottom w:type="dxa" w:w="80"/>
+              <w:right w:type="dxa" w:w="100"/>
+            </w:tcMar>
+            <w:vAlign w:val="top"/>
+          </w:tcPr>
+          <w:p>
+            <w:pPr>
+              <w:spacing w:after="30" w:before="0"/>
+            </w:pPr>
+            <w:r>
+              <w:rPr>
+                <w:b/>
+                <w:bCs/>
+                <w:color w:val="0F2B3C"/>
+                <w:sz w:val="18"/>
+                <w:szCs w:val="18"/>
+              </w:rPr>
+              <w:t xml:space="preserve">Because... ________________</w:t>
+            </w:r>
+          </w:p>
+          <w:p>
+            <w:pPr>
+              <w:spacing w:after="50" w:before="0"/>
+            </w:pPr>
+            <w:r>
+              <w:rPr>
+                <w:color w:val="BBBBBB"/>
+                <w:sz w:val="18"/>
+                <w:szCs w:val="18"/>
+              </w:rPr>
+              <w:t xml:space="preserve">____________________________</w:t>
+            </w:r>
+          </w:p>
+          <w:p>
+            <w:pPr>
+              <w:spacing w:after="30" w:before="40"/>
+            </w:pPr>
+            <w:r>
+              <w:rPr>
+                <w:b/>
+                <w:bCs/>
+                <w:color w:val="1A6FB5"/>
+                <w:sz w:val="18"/>
+                <w:szCs w:val="18"/>
+              </w:rPr>
+              <w:t xml:space="preserve">Although... _______________</w:t>
+            </w:r>
+          </w:p>
+          <w:p>
+            <w:pPr>
+              <w:spacing w:after="50" w:before="0"/>
+            </w:pPr>
+            <w:r>
+              <w:rPr>
+                <w:color w:val="BBBBBB"/>
+                <w:sz w:val="18"/>
+                <w:szCs w:val="18"/>
+              </w:rPr>
+              <w:t xml:space="preserve">____________________________</w:t>
+            </w:r>
+          </w:p>
+          <w:p>
+            <w:pPr>
+              <w:spacing w:after="30" w:before="40"/>
+            </w:pPr>
+            <w:r>
+              <w:rPr>
+                <w:b/>
+                <w:bCs/>
+                <w:color w:val="7A5400"/>
+                <w:sz w:val="18"/>
+                <w:szCs w:val="18"/>
+              </w:rPr>
+              <w:t xml:space="preserve">Therefore... ______________</w:t>
+            </w:r>
+          </w:p>
+          <w:p>
+            <w:pPr>
+              <w:spacing w:after="50" w:before="0"/>
+            </w:pPr>
+            <w:r>
+              <w:rPr>
+                <w:color w:val="BBBBBB"/>
+                <w:sz w:val="18"/>
+                <w:szCs w:val="18"/>
+              </w:rPr>
+              <w:t xml:space="preserve">____________________________</w:t>
+            </w:r>
+          </w:p>
+        </w:tc>
+      </w:tr>
+    </w:tbl>
     <w:p>
       <w:pPr>
         <w:spacing w:after="60" w:before="0"/>
       </w:pPr>
       <w:r>
-        <w:rPr>
-          <w:i/>
-          <w:iCs/>
-          <w:color w:val="3F4D5C"/>
-          <w:sz w:val="20"/>
-          <w:szCs w:val="20"/>
-        </w:rPr>
-        <w:t xml:space="preserve">C. Una tabla muestra: 2 horas de sol → 4 cm, 6 horas de sol → 12 cm. La altura siempre es 2 veces las horas. ¿Qué tan alta es una planta con 5 horas de sol, en cm?</w:t>
-      </w:r>
-    </w:p>
-    <w:p>
-      <w:pPr>
-        <w:spacing w:after="80" w:before="0"/>
-      </w:pPr>
-      <w:r>
-        <w:rPr>
-          <w:color w:val="BBBBBB"/>
-        </w:rPr>
-        <w:t xml:space="preserve">____________________________________________________</w:t>
+        <w:t xml:space="preserve"/>
       </w:r>
     </w:p>
     <w:p>
@@ -743,6 +4542,141 @@
         <w:t xml:space="preserve">____________________________________________________</w:t>
       </w:r>
     </w:p>
+    <w:tbl>
+      <w:tblPr>
+        <w:tblW w:type="dxa" w:w="9360"/>
+        <w:tblBorders>
+          <w:top w:val="single" w:color="C7D2DD" w:sz="6"/>
+          <w:left w:val="single" w:color="C7D2DD" w:sz="6"/>
+          <w:bottom w:val="single" w:color="C7D2DD" w:sz="6"/>
+          <w:right w:val="single" w:color="C7D2DD" w:sz="6"/>
+          <w:insideH w:val="single" w:color="C7D2DD" w:sz="6"/>
+          <w:insideV w:val="single" w:color="C7D2DD" w:sz="6"/>
+        </w:tblBorders>
+      </w:tblPr>
+      <w:tblGrid>
+        <w:gridCol w:w="3120"/>
+        <w:gridCol w:w="3120"/>
+        <w:gridCol w:w="3120"/>
+      </w:tblGrid>
+      <w:tr>
+        <w:trPr>
+          <w:cantSplit/>
+          <w:tblHeader/>
+        </w:trPr>
+        <w:tc>
+          <w:tcPr>
+            <w:tcW w:type="dxa" w:w="9360"/>
+            <w:gridSpan w:val="3"/>
+            <w:shd w:fill="EEF4F8" w:color="auto" w:val="clear"/>
+            <w:tcMar>
+              <w:top w:type="dxa" w:w="60"/>
+              <w:left w:type="dxa" w:w="100"/>
+              <w:bottom w:type="dxa" w:w="60"/>
+              <w:right w:type="dxa" w:w="100"/>
+            </w:tcMar>
+          </w:tcPr>
+          <w:p>
+            <w:pPr>
+              <w:spacing w:after="0" w:before="0"/>
+            </w:pPr>
+            <w:r>
+              <w:rPr>
+                <w:b/>
+                <w:bCs/>
+                <w:color w:val="0F2B3C"/>
+                <w:sz w:val="18"/>
+                <w:szCs w:val="18"/>
+              </w:rPr>
+              <w:t xml:space="preserve">EXIT CHECK · 3-POINT SELF-ASSESSMENT CHECKLIST</w:t>
+            </w:r>
+          </w:p>
+        </w:tc>
+      </w:tr>
+      <w:tr>
+        <w:trPr>
+          <w:cantSplit/>
+        </w:trPr>
+        <w:tc>
+          <w:tcPr>
+            <w:tcW w:type="dxa" w:w="3120"/>
+            <w:tcMar>
+              <w:top w:type="dxa" w:w="80"/>
+              <w:left w:type="dxa" w:w="100"/>
+              <w:bottom w:type="dxa" w:w="80"/>
+              <w:right w:type="dxa" w:w="100"/>
+            </w:tcMar>
+          </w:tcPr>
+          <w:p>
+            <w:pPr>
+              <w:spacing w:after="0" w:before="0"/>
+            </w:pPr>
+            <w:r>
+              <w:rPr>
+                <w:b/>
+                <w:bCs/>
+                <w:color w:val="0F2B3C"/>
+                <w:sz w:val="18"/>
+                <w:szCs w:val="18"/>
+              </w:rPr>
+              <w:t xml:space="preserve">☐ 1. Units &amp; Labels Verified</w:t>
+            </w:r>
+          </w:p>
+        </w:tc>
+        <w:tc>
+          <w:tcPr>
+            <w:tcW w:type="dxa" w:w="3120"/>
+            <w:tcMar>
+              <w:top w:type="dxa" w:w="80"/>
+              <w:left w:type="dxa" w:w="100"/>
+              <w:bottom w:type="dxa" w:w="80"/>
+              <w:right w:type="dxa" w:w="100"/>
+            </w:tcMar>
+          </w:tcPr>
+          <w:p>
+            <w:pPr>
+              <w:spacing w:after="0" w:before="0"/>
+            </w:pPr>
+            <w:r>
+              <w:rPr>
+                <w:b/>
+                <w:bCs/>
+                <w:color w:val="0F2B3C"/>
+                <w:sz w:val="18"/>
+                <w:szCs w:val="18"/>
+              </w:rPr>
+              <w:t xml:space="preserve">☐ 2. Reasoning Stated (Because / Although / Therefore)</w:t>
+            </w:r>
+          </w:p>
+        </w:tc>
+        <w:tc>
+          <w:tcPr>
+            <w:tcW w:type="dxa" w:w="3120"/>
+            <w:tcMar>
+              <w:top w:type="dxa" w:w="80"/>
+              <w:left w:type="dxa" w:w="100"/>
+              <w:bottom w:type="dxa" w:w="80"/>
+              <w:right w:type="dxa" w:w="100"/>
+            </w:tcMar>
+          </w:tcPr>
+          <w:p>
+            <w:pPr>
+              <w:spacing w:after="0" w:before="0"/>
+            </w:pPr>
+            <w:r>
+              <w:rPr>
+                <w:b/>
+                <w:bCs/>
+                <w:color w:val="0F2B3C"/>
+                <w:sz w:val="18"/>
+                <w:szCs w:val="18"/>
+              </w:rPr>
+              <w:t xml:space="preserve">☐ 3. Calculations Double-Checked</w:t>
+            </w:r>
+          </w:p>
+        </w:tc>
+      </w:tr>
+    </w:tbl>
     <w:p>
       <w:pPr>
         <w:spacing w:after="60" w:before="120"/>
